--- a/Finanace/Initial Public Offering.docx
+++ b/Finanace/Initial Public Offering.docx
@@ -7,23 +7,23 @@
         <w:pStyle w:val="Heading2"/>
         <w:jc w:val="center"/>
         <w:rPr>
-          <w:rFonts w:ascii="Arial" w:hAnsi="Arial" w:cs="Arial"/>
+          <w:rFonts w:ascii="Calibri" w:hAnsi="Calibri" w:cs="Calibri"/>
           <w:b/>
           <w:bCs/>
           <w:color w:val="auto"/>
-          <w:sz w:val="32"/>
-          <w:szCs w:val="32"/>
-          <w:lang w:val="en-US"/>
-        </w:rPr>
-      </w:pPr>
-      <w:r>
-        <w:rPr>
-          <w:rFonts w:ascii="Arial" w:hAnsi="Arial" w:cs="Arial"/>
+          <w:sz w:val="48"/>
+          <w:szCs w:val="48"/>
+          <w:lang w:val="en-US"/>
+        </w:rPr>
+      </w:pPr>
+      <w:r>
+        <w:rPr>
+          <w:rFonts w:ascii="Calibri" w:hAnsi="Calibri" w:cs="Calibri"/>
           <w:b/>
           <w:bCs/>
           <w:color w:val="auto"/>
-          <w:sz w:val="32"/>
-          <w:szCs w:val="32"/>
+          <w:sz w:val="48"/>
+          <w:szCs w:val="48"/>
           <w:lang w:val="en-US"/>
         </w:rPr>
         <w:t>Initial Public Offering (IPO)</w:t>
@@ -31,26 +31,72 @@
     </w:p>
     <w:p>
       <w:pPr>
-        <w:rPr>
-          <w:rFonts w:ascii="Arial" w:hAnsi="Arial" w:cs="Arial"/>
-          <w:lang w:val="en-US"/>
-        </w:rPr>
-      </w:pPr>
-    </w:p>
-    <w:p>
-      <w:pPr>
-        <w:rPr>
-          <w:rFonts w:ascii="Arial" w:hAnsi="Arial" w:cs="Arial"/>
-          <w:b/>
-          <w:bCs/>
+        <w:jc w:val="both"/>
+        <w:rPr>
+          <w:b/>
+          <w:bCs/>
+          <w:i/>
+          <w:iCs/>
           <w:sz w:val="28"/>
           <w:szCs w:val="28"/>
           <w:lang w:val="en-US"/>
         </w:rPr>
       </w:pPr>
-      <w:r>
-        <w:rPr>
-          <w:rFonts w:ascii="Arial" w:hAnsi="Arial" w:cs="Arial"/>
+    </w:p>
+    <w:p>
+      <w:pPr>
+        <w:jc w:val="both"/>
+        <w:rPr>
+          <w:rFonts w:ascii="Calibri" w:hAnsi="Calibri" w:cs="Calibri"/>
+          <w:b/>
+          <w:bCs/>
+          <w:i/>
+          <w:iCs/>
+          <w:sz w:val="28"/>
+          <w:szCs w:val="28"/>
+          <w:lang w:val="en-US"/>
+        </w:rPr>
+      </w:pPr>
+      <w:r>
+        <w:rPr>
+          <w:rFonts w:ascii="Calibri" w:hAnsi="Calibri" w:cs="Calibri"/>
+          <w:b/>
+          <w:bCs/>
+          <w:i/>
+          <w:iCs/>
+          <w:sz w:val="28"/>
+          <w:szCs w:val="28"/>
+          <w:lang w:val="en-US"/>
+        </w:rPr>
+        <w:t>Resource from Microsoft Copilot</w:t>
+      </w:r>
+    </w:p>
+    <w:p>
+      <w:pPr>
+        <w:jc w:val="both"/>
+        <w:rPr>
+          <w:rFonts w:ascii="Calibri" w:hAnsi="Calibri" w:cs="Calibri"/>
+          <w:sz w:val="24"/>
+          <w:szCs w:val="24"/>
+          <w:lang w:val="en-US"/>
+        </w:rPr>
+      </w:pPr>
+    </w:p>
+    <w:p>
+      <w:pPr>
+        <w:jc w:val="both"/>
+        <w:rPr>
+          <w:rFonts w:ascii="Calibri" w:hAnsi="Calibri" w:cs="Calibri"/>
+          <w:b/>
+          <w:bCs/>
+          <w:sz w:val="28"/>
+          <w:szCs w:val="28"/>
+          <w:lang w:val="en-US"/>
+        </w:rPr>
+      </w:pPr>
+      <w:r>
+        <w:rPr>
+          <w:rFonts w:ascii="Calibri" w:hAnsi="Calibri" w:cs="Calibri"/>
           <w:b/>
           <w:bCs/>
           <w:sz w:val="28"/>
@@ -67,14 +113,17 @@
           <w:ilvl w:val="0"/>
           <w:numId w:val="1"/>
         </w:numPr>
-        <w:rPr>
-          <w:rFonts w:ascii="Arial" w:hAnsi="Arial" w:cs="Arial"/>
-          <w:lang w:val="en-US"/>
-        </w:rPr>
-      </w:pPr>
-      <w:r>
-        <w:rPr>
-          <w:rFonts w:ascii="Arial" w:hAnsi="Arial" w:cs="Arial"/>
+        <w:jc w:val="both"/>
+        <w:rPr>
+          <w:rFonts w:ascii="Calibri" w:hAnsi="Calibri" w:cs="Calibri"/>
+          <w:sz w:val="24"/>
+          <w:szCs w:val="24"/>
+          <w:lang w:val="en-US"/>
+        </w:rPr>
+      </w:pPr>
+      <w:r>
+        <w:rPr>
+          <w:rFonts w:ascii="Calibri" w:hAnsi="Calibri" w:cs="Calibri"/>
           <w:sz w:val="24"/>
           <w:szCs w:val="24"/>
           <w:lang w:val="en-US"/>
@@ -89,35 +138,46 @@
           <w:ilvl w:val="0"/>
           <w:numId w:val="1"/>
         </w:numPr>
-        <w:rPr>
-          <w:rFonts w:ascii="Arial" w:hAnsi="Arial" w:cs="Arial"/>
-          <w:lang w:val="en-US"/>
-        </w:rPr>
-      </w:pPr>
-      <w:r>
-        <w:rPr>
-          <w:rFonts w:ascii="Arial" w:hAnsi="Arial" w:cs="Arial"/>
+        <w:jc w:val="both"/>
+        <w:rPr>
+          <w:rFonts w:ascii="Calibri" w:hAnsi="Calibri" w:cs="Calibri"/>
+          <w:sz w:val="24"/>
+          <w:szCs w:val="24"/>
+          <w:lang w:val="en-US"/>
+        </w:rPr>
+      </w:pPr>
+      <w:r>
+        <w:rPr>
+          <w:rFonts w:ascii="Calibri" w:hAnsi="Calibri" w:cs="Calibri"/>
+          <w:sz w:val="24"/>
+          <w:szCs w:val="24"/>
           <w:lang w:val="en-US"/>
         </w:rPr>
         <w:t xml:space="preserve">Going public </w:t>
       </w:r>
       <w:r>
         <w:rPr>
-          <w:rFonts w:ascii="Arial" w:hAnsi="Arial" w:cs="Arial"/>
+          <w:rFonts w:ascii="Calibri" w:hAnsi="Calibri" w:cs="Calibri"/>
+          <w:sz w:val="24"/>
+          <w:szCs w:val="24"/>
           <w:lang w:val="en-US"/>
         </w:rPr>
         <w:t>means,</w:t>
       </w:r>
       <w:r>
         <w:rPr>
-          <w:rFonts w:ascii="Arial" w:hAnsi="Arial" w:cs="Arial"/>
+          <w:rFonts w:ascii="Calibri" w:hAnsi="Calibri" w:cs="Calibri"/>
+          <w:sz w:val="24"/>
+          <w:szCs w:val="24"/>
           <w:lang w:val="en-US"/>
         </w:rPr>
         <w:t xml:space="preserve"> the company’s shares become available for purchases by the general public on stock </w:t>
       </w:r>
       <w:r>
         <w:rPr>
-          <w:rFonts w:ascii="Arial" w:hAnsi="Arial" w:cs="Arial"/>
+          <w:rFonts w:ascii="Calibri" w:hAnsi="Calibri" w:cs="Calibri"/>
+          <w:sz w:val="24"/>
+          <w:szCs w:val="24"/>
           <w:lang w:val="en-US"/>
         </w:rPr>
         <w:t>exchanges like the New York Stock Exchange (NYSE) or Nasdaq.</w:t>
@@ -125,8 +185,9 @@
     </w:p>
     <w:p>
       <w:pPr>
-        <w:rPr>
-          <w:rFonts w:ascii="Arial" w:hAnsi="Arial" w:cs="Arial"/>
+        <w:jc w:val="both"/>
+        <w:rPr>
+          <w:rFonts w:ascii="Calibri" w:hAnsi="Calibri" w:cs="Calibri"/>
           <w:b/>
           <w:bCs/>
           <w:sz w:val="28"/>
@@ -136,7 +197,7 @@
       </w:pPr>
       <w:r>
         <w:rPr>
-          <w:rFonts w:ascii="Arial" w:hAnsi="Arial" w:cs="Arial"/>
+          <w:rFonts w:ascii="Calibri" w:hAnsi="Calibri" w:cs="Calibri"/>
           <w:b/>
           <w:bCs/>
           <w:sz w:val="28"/>
@@ -153,14 +214,19 @@
           <w:ilvl w:val="0"/>
           <w:numId w:val="2"/>
         </w:numPr>
-        <w:rPr>
-          <w:rFonts w:ascii="Arial" w:hAnsi="Arial" w:cs="Arial"/>
-          <w:lang w:val="en-US"/>
-        </w:rPr>
-      </w:pPr>
-      <w:r>
-        <w:rPr>
-          <w:rFonts w:ascii="Arial" w:hAnsi="Arial" w:cs="Arial"/>
+        <w:jc w:val="both"/>
+        <w:rPr>
+          <w:rFonts w:ascii="Calibri" w:hAnsi="Calibri" w:cs="Calibri"/>
+          <w:sz w:val="24"/>
+          <w:szCs w:val="24"/>
+          <w:lang w:val="en-US"/>
+        </w:rPr>
+      </w:pPr>
+      <w:r>
+        <w:rPr>
+          <w:rFonts w:ascii="Calibri" w:hAnsi="Calibri" w:cs="Calibri"/>
+          <w:sz w:val="24"/>
+          <w:szCs w:val="24"/>
           <w:lang w:val="en-US"/>
         </w:rPr>
         <w:t>Access to Capital: An IPO allows a company to raise equity capital from public investors. This infusion of funds can support growth, expansion, and other strategic initiatives.</w:t>
@@ -173,14 +239,19 @@
           <w:ilvl w:val="0"/>
           <w:numId w:val="2"/>
         </w:numPr>
-        <w:rPr>
-          <w:rFonts w:ascii="Arial" w:hAnsi="Arial" w:cs="Arial"/>
-          <w:lang w:val="en-US"/>
-        </w:rPr>
-      </w:pPr>
-      <w:r>
-        <w:rPr>
-          <w:rFonts w:ascii="Arial" w:hAnsi="Arial" w:cs="Arial"/>
+        <w:jc w:val="both"/>
+        <w:rPr>
+          <w:rFonts w:ascii="Calibri" w:hAnsi="Calibri" w:cs="Calibri"/>
+          <w:sz w:val="24"/>
+          <w:szCs w:val="24"/>
+          <w:lang w:val="en-US"/>
+        </w:rPr>
+      </w:pPr>
+      <w:r>
+        <w:rPr>
+          <w:rFonts w:ascii="Calibri" w:hAnsi="Calibri" w:cs="Calibri"/>
+          <w:sz w:val="24"/>
+          <w:szCs w:val="24"/>
           <w:lang w:val="en-US"/>
         </w:rPr>
         <w:t>Increased Transparency: Public companies must adhere to Securities and Exchange Commission (SEC) regulations, which enhance transparency.</w:t>
@@ -189,14 +260,19 @@
     <w:p>
       <w:pPr>
         <w:ind w:left="720"/>
-        <w:rPr>
-          <w:rFonts w:ascii="Arial" w:hAnsi="Arial" w:cs="Arial"/>
-          <w:lang w:val="en-US"/>
-        </w:rPr>
-      </w:pPr>
-      <w:r>
-        <w:rPr>
-          <w:rFonts w:ascii="Arial" w:hAnsi="Arial" w:cs="Arial"/>
+        <w:jc w:val="both"/>
+        <w:rPr>
+          <w:rFonts w:ascii="Calibri" w:hAnsi="Calibri" w:cs="Calibri"/>
+          <w:sz w:val="24"/>
+          <w:szCs w:val="24"/>
+          <w:lang w:val="en-US"/>
+        </w:rPr>
+      </w:pPr>
+      <w:r>
+        <w:rPr>
+          <w:rFonts w:ascii="Calibri" w:hAnsi="Calibri" w:cs="Calibri"/>
+          <w:sz w:val="24"/>
+          <w:szCs w:val="24"/>
           <w:lang w:val="en-US"/>
         </w:rPr>
         <w:t>This transparency can also improve the company’s credibility when seeking borrowed funds.</w:t>
@@ -209,14 +285,19 @@
           <w:ilvl w:val="0"/>
           <w:numId w:val="2"/>
         </w:numPr>
-        <w:rPr>
-          <w:rFonts w:ascii="Arial" w:hAnsi="Arial" w:cs="Arial"/>
-          <w:lang w:val="en-US"/>
-        </w:rPr>
-      </w:pPr>
-      <w:r>
-        <w:rPr>
-          <w:rFonts w:ascii="Arial" w:hAnsi="Arial" w:cs="Arial"/>
+        <w:jc w:val="both"/>
+        <w:rPr>
+          <w:rFonts w:ascii="Calibri" w:hAnsi="Calibri" w:cs="Calibri"/>
+          <w:sz w:val="24"/>
+          <w:szCs w:val="24"/>
+          <w:lang w:val="en-US"/>
+        </w:rPr>
+      </w:pPr>
+      <w:r>
+        <w:rPr>
+          <w:rFonts w:ascii="Calibri" w:hAnsi="Calibri" w:cs="Calibri"/>
+          <w:sz w:val="24"/>
+          <w:szCs w:val="24"/>
           <w:lang w:val="en-US"/>
         </w:rPr>
         <w:t>Exit Strategy: For founders and early investors, an IPO represents an exit strategy. They can realize profits from their private investment by converting their shares to publicly traded ones.</w:t>
@@ -224,22 +305,23 @@
     </w:p>
     <w:p>
       <w:pPr>
-        <w:rPr>
-          <w:rFonts w:ascii="Arial" w:hAnsi="Arial" w:cs="Arial"/>
-          <w:b/>
-          <w:bCs/>
-          <w:sz w:val="28"/>
-          <w:szCs w:val="28"/>
-          <w:lang w:val="en-US"/>
-        </w:rPr>
-      </w:pPr>
-      <w:r>
-        <w:rPr>
-          <w:rFonts w:ascii="Arial" w:hAnsi="Arial" w:cs="Arial"/>
-          <w:b/>
-          <w:bCs/>
-          <w:sz w:val="28"/>
-          <w:szCs w:val="28"/>
+        <w:jc w:val="both"/>
+        <w:rPr>
+          <w:rFonts w:ascii="Calibri" w:hAnsi="Calibri" w:cs="Calibri"/>
+          <w:b/>
+          <w:bCs/>
+          <w:sz w:val="24"/>
+          <w:szCs w:val="24"/>
+          <w:lang w:val="en-US"/>
+        </w:rPr>
+      </w:pPr>
+      <w:r>
+        <w:rPr>
+          <w:rFonts w:ascii="Calibri" w:hAnsi="Calibri" w:cs="Calibri"/>
+          <w:b/>
+          <w:bCs/>
+          <w:sz w:val="24"/>
+          <w:szCs w:val="24"/>
           <w:lang w:val="en-US"/>
         </w:rPr>
         <w:t>IPO Process:</w:t>
@@ -252,22 +334,23 @@
           <w:ilvl w:val="0"/>
           <w:numId w:val="2"/>
         </w:numPr>
-        <w:rPr>
-          <w:rFonts w:ascii="Arial" w:hAnsi="Arial" w:cs="Arial"/>
-          <w:b/>
-          <w:bCs/>
-          <w:sz w:val="28"/>
-          <w:szCs w:val="28"/>
-          <w:lang w:val="en-US"/>
-        </w:rPr>
-      </w:pPr>
-      <w:r>
-        <w:rPr>
-          <w:rFonts w:ascii="Arial" w:hAnsi="Arial" w:cs="Arial"/>
-          <w:b/>
-          <w:bCs/>
-          <w:sz w:val="28"/>
-          <w:szCs w:val="28"/>
+        <w:jc w:val="both"/>
+        <w:rPr>
+          <w:rFonts w:ascii="Calibri" w:hAnsi="Calibri" w:cs="Calibri"/>
+          <w:b/>
+          <w:bCs/>
+          <w:sz w:val="24"/>
+          <w:szCs w:val="24"/>
+          <w:lang w:val="en-US"/>
+        </w:rPr>
+      </w:pPr>
+      <w:r>
+        <w:rPr>
+          <w:rFonts w:ascii="Calibri" w:hAnsi="Calibri" w:cs="Calibri"/>
+          <w:b/>
+          <w:bCs/>
+          <w:sz w:val="24"/>
+          <w:szCs w:val="24"/>
           <w:lang w:val="en-US"/>
         </w:rPr>
         <w:t xml:space="preserve">Underwriting: </w:t>
@@ -280,18 +363,19 @@
           <w:ilvl w:val="1"/>
           <w:numId w:val="2"/>
         </w:numPr>
-        <w:rPr>
-          <w:rFonts w:ascii="Arial" w:hAnsi="Arial" w:cs="Arial"/>
-          <w:b/>
-          <w:bCs/>
-          <w:sz w:val="28"/>
-          <w:szCs w:val="28"/>
-          <w:lang w:val="en-US"/>
-        </w:rPr>
-      </w:pPr>
-      <w:r>
-        <w:rPr>
-          <w:rFonts w:ascii="Arial" w:hAnsi="Arial" w:cs="Arial"/>
+        <w:jc w:val="both"/>
+        <w:rPr>
+          <w:rFonts w:ascii="Calibri" w:hAnsi="Calibri" w:cs="Calibri"/>
+          <w:b/>
+          <w:bCs/>
+          <w:sz w:val="24"/>
+          <w:szCs w:val="24"/>
+          <w:lang w:val="en-US"/>
+        </w:rPr>
+      </w:pPr>
+      <w:r>
+        <w:rPr>
+          <w:rFonts w:ascii="Calibri" w:hAnsi="Calibri" w:cs="Calibri"/>
           <w:sz w:val="24"/>
           <w:szCs w:val="24"/>
           <w:lang w:val="en-US"/>
@@ -306,22 +390,23 @@
           <w:ilvl w:val="0"/>
           <w:numId w:val="2"/>
         </w:numPr>
-        <w:rPr>
-          <w:rFonts w:ascii="Arial" w:hAnsi="Arial" w:cs="Arial"/>
-          <w:b/>
-          <w:bCs/>
-          <w:sz w:val="28"/>
-          <w:szCs w:val="28"/>
-          <w:lang w:val="en-US"/>
-        </w:rPr>
-      </w:pPr>
-      <w:r>
-        <w:rPr>
-          <w:rFonts w:ascii="Arial" w:hAnsi="Arial" w:cs="Arial"/>
-          <w:b/>
-          <w:bCs/>
-          <w:sz w:val="28"/>
-          <w:szCs w:val="28"/>
+        <w:jc w:val="both"/>
+        <w:rPr>
+          <w:rFonts w:ascii="Calibri" w:hAnsi="Calibri" w:cs="Calibri"/>
+          <w:b/>
+          <w:bCs/>
+          <w:sz w:val="24"/>
+          <w:szCs w:val="24"/>
+          <w:lang w:val="en-US"/>
+        </w:rPr>
+      </w:pPr>
+      <w:r>
+        <w:rPr>
+          <w:rFonts w:ascii="Calibri" w:hAnsi="Calibri" w:cs="Calibri"/>
+          <w:b/>
+          <w:bCs/>
+          <w:sz w:val="24"/>
+          <w:szCs w:val="24"/>
           <w:lang w:val="en-US"/>
         </w:rPr>
         <w:t>Valuation:</w:t>
@@ -334,18 +419,19 @@
           <w:ilvl w:val="1"/>
           <w:numId w:val="2"/>
         </w:numPr>
-        <w:rPr>
-          <w:rFonts w:ascii="Arial" w:hAnsi="Arial" w:cs="Arial"/>
-          <w:b/>
-          <w:bCs/>
-          <w:sz w:val="28"/>
-          <w:szCs w:val="28"/>
-          <w:lang w:val="en-US"/>
-        </w:rPr>
-      </w:pPr>
-      <w:r>
-        <w:rPr>
-          <w:rFonts w:ascii="Arial" w:hAnsi="Arial" w:cs="Arial"/>
+        <w:jc w:val="both"/>
+        <w:rPr>
+          <w:rFonts w:ascii="Calibri" w:hAnsi="Calibri" w:cs="Calibri"/>
+          <w:b/>
+          <w:bCs/>
+          <w:sz w:val="24"/>
+          <w:szCs w:val="24"/>
+          <w:lang w:val="en-US"/>
+        </w:rPr>
+      </w:pPr>
+      <w:r>
+        <w:rPr>
+          <w:rFonts w:ascii="Calibri" w:hAnsi="Calibri" w:cs="Calibri"/>
           <w:sz w:val="24"/>
           <w:szCs w:val="24"/>
           <w:lang w:val="en-US"/>
@@ -360,22 +446,23 @@
           <w:ilvl w:val="0"/>
           <w:numId w:val="2"/>
         </w:numPr>
-        <w:rPr>
-          <w:rFonts w:ascii="Arial" w:hAnsi="Arial" w:cs="Arial"/>
-          <w:b/>
-          <w:bCs/>
-          <w:sz w:val="28"/>
-          <w:szCs w:val="28"/>
-          <w:lang w:val="en-US"/>
-        </w:rPr>
-      </w:pPr>
-      <w:r>
-        <w:rPr>
-          <w:rFonts w:ascii="Arial" w:hAnsi="Arial" w:cs="Arial"/>
-          <w:b/>
-          <w:bCs/>
-          <w:sz w:val="28"/>
-          <w:szCs w:val="28"/>
+        <w:jc w:val="both"/>
+        <w:rPr>
+          <w:rFonts w:ascii="Calibri" w:hAnsi="Calibri" w:cs="Calibri"/>
+          <w:b/>
+          <w:bCs/>
+          <w:sz w:val="24"/>
+          <w:szCs w:val="24"/>
+          <w:lang w:val="en-US"/>
+        </w:rPr>
+      </w:pPr>
+      <w:r>
+        <w:rPr>
+          <w:rFonts w:ascii="Calibri" w:hAnsi="Calibri" w:cs="Calibri"/>
+          <w:b/>
+          <w:bCs/>
+          <w:sz w:val="24"/>
+          <w:szCs w:val="24"/>
           <w:lang w:val="en-US"/>
         </w:rPr>
         <w:t>Listing:</w:t>
@@ -388,18 +475,19 @@
           <w:ilvl w:val="1"/>
           <w:numId w:val="2"/>
         </w:numPr>
-        <w:rPr>
-          <w:rFonts w:ascii="Arial" w:hAnsi="Arial" w:cs="Arial"/>
-          <w:b/>
-          <w:bCs/>
-          <w:sz w:val="28"/>
-          <w:szCs w:val="28"/>
-          <w:lang w:val="en-US"/>
-        </w:rPr>
-      </w:pPr>
-      <w:r>
-        <w:rPr>
-          <w:rFonts w:ascii="Arial" w:hAnsi="Arial" w:cs="Arial"/>
+        <w:jc w:val="both"/>
+        <w:rPr>
+          <w:rFonts w:ascii="Calibri" w:hAnsi="Calibri" w:cs="Calibri"/>
+          <w:b/>
+          <w:bCs/>
+          <w:sz w:val="24"/>
+          <w:szCs w:val="24"/>
+          <w:lang w:val="en-US"/>
+        </w:rPr>
+      </w:pPr>
+      <w:r>
+        <w:rPr>
+          <w:rFonts w:ascii="Calibri" w:hAnsi="Calibri" w:cs="Calibri"/>
           <w:sz w:val="24"/>
           <w:szCs w:val="24"/>
           <w:lang w:val="en-US"/>
@@ -414,22 +502,23 @@
           <w:ilvl w:val="0"/>
           <w:numId w:val="2"/>
         </w:numPr>
-        <w:rPr>
-          <w:rFonts w:ascii="Arial" w:hAnsi="Arial" w:cs="Arial"/>
-          <w:b/>
-          <w:bCs/>
-          <w:sz w:val="28"/>
-          <w:szCs w:val="28"/>
-          <w:lang w:val="en-US"/>
-        </w:rPr>
-      </w:pPr>
-      <w:r>
-        <w:rPr>
-          <w:rFonts w:ascii="Arial" w:hAnsi="Arial" w:cs="Arial"/>
-          <w:b/>
-          <w:bCs/>
-          <w:sz w:val="28"/>
-          <w:szCs w:val="28"/>
+        <w:jc w:val="both"/>
+        <w:rPr>
+          <w:rFonts w:ascii="Calibri" w:hAnsi="Calibri" w:cs="Calibri"/>
+          <w:b/>
+          <w:bCs/>
+          <w:sz w:val="24"/>
+          <w:szCs w:val="24"/>
+          <w:lang w:val="en-US"/>
+        </w:rPr>
+      </w:pPr>
+      <w:r>
+        <w:rPr>
+          <w:rFonts w:ascii="Calibri" w:hAnsi="Calibri" w:cs="Calibri"/>
+          <w:b/>
+          <w:bCs/>
+          <w:sz w:val="24"/>
+          <w:szCs w:val="24"/>
           <w:lang w:val="en-US"/>
         </w:rPr>
         <w:t>Qualifying for an IPO:</w:t>
@@ -442,18 +531,19 @@
           <w:ilvl w:val="1"/>
           <w:numId w:val="2"/>
         </w:numPr>
-        <w:rPr>
-          <w:rFonts w:ascii="Arial" w:hAnsi="Arial" w:cs="Arial"/>
-          <w:b/>
-          <w:bCs/>
-          <w:sz w:val="28"/>
-          <w:szCs w:val="28"/>
-          <w:lang w:val="en-US"/>
-        </w:rPr>
-      </w:pPr>
-      <w:r>
-        <w:rPr>
-          <w:rFonts w:ascii="Arial" w:hAnsi="Arial" w:cs="Arial"/>
+        <w:jc w:val="both"/>
+        <w:rPr>
+          <w:rFonts w:ascii="Calibri" w:hAnsi="Calibri" w:cs="Calibri"/>
+          <w:b/>
+          <w:bCs/>
+          <w:sz w:val="24"/>
+          <w:szCs w:val="24"/>
+          <w:lang w:val="en-US"/>
+        </w:rPr>
+      </w:pPr>
+      <w:r>
+        <w:rPr>
+          <w:rFonts w:ascii="Calibri" w:hAnsi="Calibri" w:cs="Calibri"/>
           <w:sz w:val="24"/>
           <w:szCs w:val="24"/>
           <w:lang w:val="en-US"/>
@@ -468,18 +558,19 @@
           <w:ilvl w:val="1"/>
           <w:numId w:val="2"/>
         </w:numPr>
-        <w:rPr>
-          <w:rFonts w:ascii="Arial" w:hAnsi="Arial" w:cs="Arial"/>
-          <w:b/>
-          <w:bCs/>
-          <w:sz w:val="28"/>
-          <w:szCs w:val="28"/>
-          <w:lang w:val="en-US"/>
-        </w:rPr>
-      </w:pPr>
-      <w:r>
-        <w:rPr>
-          <w:rFonts w:ascii="Arial" w:hAnsi="Arial" w:cs="Arial"/>
+        <w:jc w:val="both"/>
+        <w:rPr>
+          <w:rFonts w:ascii="Calibri" w:hAnsi="Calibri" w:cs="Calibri"/>
+          <w:b/>
+          <w:bCs/>
+          <w:sz w:val="24"/>
+          <w:szCs w:val="24"/>
+          <w:lang w:val="en-US"/>
+        </w:rPr>
+      </w:pPr>
+      <w:r>
+        <w:rPr>
+          <w:rFonts w:ascii="Calibri" w:hAnsi="Calibri" w:cs="Calibri"/>
           <w:sz w:val="24"/>
           <w:szCs w:val="24"/>
           <w:lang w:val="en-US"/>
@@ -489,174 +580,303 @@
     </w:p>
     <w:p>
       <w:pPr>
-        <w:rPr>
-          <w:rFonts w:ascii="Arial" w:hAnsi="Arial" w:cs="Arial"/>
-          <w:lang w:val="en-US"/>
-        </w:rPr>
-      </w:pPr>
-    </w:p>
-    <w:p>
-      <w:pPr>
-        <w:rPr>
-          <w:rFonts w:ascii="Arial" w:hAnsi="Arial" w:cs="Arial"/>
-          <w:lang w:val="en-US"/>
-        </w:rPr>
-      </w:pPr>
-    </w:p>
-    <w:p>
-      <w:pPr>
-        <w:jc w:val="both"/>
-        <w:rPr>
-          <w:rFonts w:ascii="Arial" w:hAnsi="Arial" w:cs="Arial"/>
-          <w:lang w:val="en-US"/>
-        </w:rPr>
-      </w:pPr>
-      <w:r>
-        <w:rPr>
-          <w:rFonts w:ascii="Arial" w:hAnsi="Arial" w:cs="Arial"/>
-          <w:lang w:val="en-US"/>
-        </w:rPr>
-        <w:lastRenderedPageBreak/>
+        <w:jc w:val="both"/>
+        <w:rPr>
+          <w:rFonts w:ascii="Calibri" w:hAnsi="Calibri" w:cs="Calibri"/>
+          <w:sz w:val="24"/>
+          <w:szCs w:val="24"/>
+          <w:lang w:val="en-US"/>
+        </w:rPr>
+      </w:pPr>
+    </w:p>
+    <w:p>
+      <w:pPr>
+        <w:jc w:val="both"/>
+        <w:rPr>
+          <w:rFonts w:ascii="Calibri" w:hAnsi="Calibri" w:cs="Calibri"/>
+          <w:sz w:val="24"/>
+          <w:szCs w:val="24"/>
+          <w:lang w:val="en-US"/>
+        </w:rPr>
+      </w:pPr>
+    </w:p>
+    <w:p>
+      <w:pPr>
+        <w:jc w:val="both"/>
+        <w:rPr>
+          <w:rFonts w:ascii="Calibri" w:hAnsi="Calibri" w:cs="Calibri"/>
+          <w:sz w:val="24"/>
+          <w:szCs w:val="24"/>
+          <w:lang w:val="en-US"/>
+        </w:rPr>
+      </w:pPr>
+      <w:r>
+        <w:rPr>
+          <w:rFonts w:ascii="Calibri" w:hAnsi="Calibri" w:cs="Calibri"/>
+          <w:sz w:val="24"/>
+          <w:szCs w:val="24"/>
+          <w:lang w:val="en-US"/>
+        </w:rPr>
         <w:t xml:space="preserve">Nowadays for IPO process, </w:t>
       </w:r>
       <w:r>
         <w:rPr>
-          <w:rFonts w:ascii="Arial" w:hAnsi="Arial" w:cs="Arial"/>
+          <w:rFonts w:ascii="Calibri" w:hAnsi="Calibri" w:cs="Calibri"/>
+          <w:sz w:val="24"/>
+          <w:szCs w:val="24"/>
           <w:lang w:val="en-US"/>
         </w:rPr>
         <w:t>they have their own systematic</w:t>
       </w:r>
       <w:r>
         <w:rPr>
-          <w:rFonts w:ascii="Arial" w:hAnsi="Arial" w:cs="Arial"/>
+          <w:rFonts w:ascii="Calibri" w:hAnsi="Calibri" w:cs="Calibri"/>
+          <w:sz w:val="24"/>
+          <w:szCs w:val="24"/>
           <w:lang w:val="en-US"/>
         </w:rPr>
         <w:t xml:space="preserve"> and used</w:t>
       </w:r>
       <w:r>
         <w:rPr>
-          <w:rFonts w:ascii="Arial" w:hAnsi="Arial" w:cs="Arial"/>
+          <w:rFonts w:ascii="Calibri" w:hAnsi="Calibri" w:cs="Calibri"/>
+          <w:sz w:val="24"/>
+          <w:szCs w:val="24"/>
           <w:lang w:val="en-US"/>
         </w:rPr>
         <w:t xml:space="preserve"> way to valuate a share of a company price. </w:t>
       </w:r>
       <w:r>
         <w:rPr>
-          <w:rFonts w:ascii="Arial" w:hAnsi="Arial" w:cs="Arial"/>
+          <w:rFonts w:ascii="Calibri" w:hAnsi="Calibri" w:cs="Calibri"/>
+          <w:sz w:val="24"/>
+          <w:szCs w:val="24"/>
           <w:lang w:val="en-US"/>
         </w:rPr>
         <w:t>Usually,</w:t>
       </w:r>
       <w:r>
         <w:rPr>
-          <w:rFonts w:ascii="Arial" w:hAnsi="Arial" w:cs="Arial"/>
+          <w:rFonts w:ascii="Calibri" w:hAnsi="Calibri" w:cs="Calibri"/>
+          <w:sz w:val="24"/>
+          <w:szCs w:val="24"/>
           <w:lang w:val="en-US"/>
         </w:rPr>
         <w:t xml:space="preserve"> the share of the price is based on the number of investor and number of </w:t>
       </w:r>
       <w:r>
         <w:rPr>
-          <w:rFonts w:ascii="Arial" w:hAnsi="Arial" w:cs="Arial"/>
+          <w:rFonts w:ascii="Calibri" w:hAnsi="Calibri" w:cs="Calibri"/>
+          <w:sz w:val="24"/>
+          <w:szCs w:val="24"/>
           <w:lang w:val="en-US"/>
         </w:rPr>
         <w:t>potential clients including funds, angel investors and venture capitalists.</w:t>
       </w:r>
       <w:r>
         <w:rPr>
-          <w:rFonts w:ascii="Arial" w:hAnsi="Arial" w:cs="Arial"/>
-          <w:lang w:val="en-US"/>
-        </w:rPr>
-        <w:t xml:space="preserve"> If the number of applicants exceeds the overall shares available, then they set the upper limit price</w:t>
-      </w:r>
-      <w:r>
-        <w:rPr>
-          <w:rFonts w:ascii="Arial" w:hAnsi="Arial" w:cs="Arial"/>
+          <w:rFonts w:ascii="Calibri" w:hAnsi="Calibri" w:cs="Calibri"/>
+          <w:sz w:val="24"/>
+          <w:szCs w:val="24"/>
+          <w:lang w:val="en-US"/>
+        </w:rPr>
+        <w:t xml:space="preserve"> If the number of applicants </w:t>
+      </w:r>
+      <w:r>
+        <w:rPr>
+          <w:rFonts w:ascii="Calibri" w:hAnsi="Calibri" w:cs="Calibri"/>
+          <w:b/>
+          <w:bCs/>
+          <w:sz w:val="24"/>
+          <w:szCs w:val="24"/>
+          <w:lang w:val="en-US"/>
+        </w:rPr>
+        <w:t>exceeds</w:t>
+      </w:r>
+      <w:r>
+        <w:rPr>
+          <w:rFonts w:ascii="Calibri" w:hAnsi="Calibri" w:cs="Calibri"/>
+          <w:sz w:val="24"/>
+          <w:szCs w:val="24"/>
+          <w:lang w:val="en-US"/>
+        </w:rPr>
+        <w:t xml:space="preserve"> the overall shares available, then they set the </w:t>
+      </w:r>
+      <w:r>
+        <w:rPr>
+          <w:rFonts w:ascii="Calibri" w:hAnsi="Calibri" w:cs="Calibri"/>
+          <w:b/>
+          <w:bCs/>
+          <w:sz w:val="24"/>
+          <w:szCs w:val="24"/>
+          <w:lang w:val="en-US"/>
+        </w:rPr>
+        <w:t>upper</w:t>
+      </w:r>
+      <w:r>
+        <w:rPr>
+          <w:rFonts w:ascii="Calibri" w:hAnsi="Calibri" w:cs="Calibri"/>
+          <w:sz w:val="24"/>
+          <w:szCs w:val="24"/>
+          <w:lang w:val="en-US"/>
+        </w:rPr>
+        <w:t xml:space="preserve"> limit price</w:t>
+      </w:r>
+      <w:r>
+        <w:rPr>
+          <w:rFonts w:ascii="Calibri" w:hAnsi="Calibri" w:cs="Calibri"/>
+          <w:sz w:val="24"/>
+          <w:szCs w:val="24"/>
           <w:lang w:val="en-US"/>
         </w:rPr>
         <w:t xml:space="preserve">. If the overall shares available are not fully being occupied then </w:t>
       </w:r>
       <w:r>
         <w:rPr>
-          <w:rFonts w:ascii="Arial" w:hAnsi="Arial" w:cs="Arial"/>
+          <w:rFonts w:ascii="Calibri" w:hAnsi="Calibri" w:cs="Calibri"/>
+          <w:sz w:val="24"/>
+          <w:szCs w:val="24"/>
           <w:lang w:val="en-US"/>
         </w:rPr>
         <w:t>a</w:t>
       </w:r>
       <w:r>
         <w:rPr>
-          <w:rFonts w:ascii="Arial" w:hAnsi="Arial" w:cs="Arial"/>
-          <w:lang w:val="en-US"/>
-        </w:rPr>
-        <w:t xml:space="preserve"> lower price limit will be set. </w:t>
-      </w:r>
-    </w:p>
-    <w:p>
-      <w:pPr>
-        <w:jc w:val="both"/>
-        <w:rPr>
-          <w:rFonts w:ascii="Arial" w:hAnsi="Arial" w:cs="Arial"/>
-          <w:lang w:val="en-US"/>
-        </w:rPr>
-      </w:pPr>
-      <w:r>
-        <w:rPr>
-          <w:rFonts w:ascii="Arial" w:hAnsi="Arial" w:cs="Arial"/>
+          <w:rFonts w:ascii="Calibri" w:hAnsi="Calibri" w:cs="Calibri"/>
+          <w:sz w:val="24"/>
+          <w:szCs w:val="24"/>
+          <w:lang w:val="en-US"/>
+        </w:rPr>
+        <w:t xml:space="preserve"> </w:t>
+      </w:r>
+      <w:r>
+        <w:rPr>
+          <w:rFonts w:ascii="Calibri" w:hAnsi="Calibri" w:cs="Calibri"/>
+          <w:b/>
+          <w:bCs/>
+          <w:sz w:val="24"/>
+          <w:szCs w:val="24"/>
+          <w:lang w:val="en-US"/>
+        </w:rPr>
+        <w:t>lower</w:t>
+      </w:r>
+      <w:r>
+        <w:rPr>
+          <w:rFonts w:ascii="Calibri" w:hAnsi="Calibri" w:cs="Calibri"/>
+          <w:sz w:val="24"/>
+          <w:szCs w:val="24"/>
+          <w:lang w:val="en-US"/>
+        </w:rPr>
+        <w:t xml:space="preserve"> price limit will be set. </w:t>
+      </w:r>
+    </w:p>
+    <w:p>
+      <w:pPr>
+        <w:jc w:val="both"/>
+        <w:rPr>
+          <w:rFonts w:ascii="Calibri" w:hAnsi="Calibri" w:cs="Calibri"/>
+          <w:sz w:val="24"/>
+          <w:szCs w:val="24"/>
+          <w:lang w:val="en-US"/>
+        </w:rPr>
+      </w:pPr>
+      <w:r>
+        <w:rPr>
+          <w:rFonts w:ascii="Calibri" w:hAnsi="Calibri" w:cs="Calibri"/>
+          <w:sz w:val="24"/>
+          <w:szCs w:val="24"/>
           <w:lang w:val="en-US"/>
         </w:rPr>
         <w:t xml:space="preserve">However, in my opinion, this type of rating a stock price has several disadvantages. First it does not really reflect one share of the price in proportional to the overall assets of </w:t>
       </w:r>
       <w:r>
         <w:rPr>
-          <w:rFonts w:ascii="Arial" w:hAnsi="Arial" w:cs="Arial"/>
+          <w:rFonts w:ascii="Calibri" w:hAnsi="Calibri" w:cs="Calibri"/>
+          <w:sz w:val="24"/>
+          <w:szCs w:val="24"/>
           <w:lang w:val="en-US"/>
         </w:rPr>
         <w:t>a compan</w:t>
       </w:r>
       <w:r>
         <w:rPr>
-          <w:rFonts w:ascii="Arial" w:hAnsi="Arial" w:cs="Arial"/>
-          <w:lang w:val="en-US"/>
-        </w:rPr>
-        <w:t xml:space="preserve">y which causes huge fluctuations to the external economic environment. Second, </w:t>
-      </w:r>
-      <w:r>
-        <w:rPr>
-          <w:rFonts w:ascii="Arial" w:hAnsi="Arial" w:cs="Arial"/>
+          <w:rFonts w:ascii="Calibri" w:hAnsi="Calibri" w:cs="Calibri"/>
+          <w:sz w:val="24"/>
+          <w:szCs w:val="24"/>
+          <w:lang w:val="en-US"/>
+        </w:rPr>
+        <w:t xml:space="preserve">y which causes huge </w:t>
+      </w:r>
+      <w:r>
+        <w:rPr>
+          <w:rFonts w:ascii="Calibri" w:hAnsi="Calibri" w:cs="Calibri"/>
+          <w:b/>
+          <w:bCs/>
+          <w:sz w:val="24"/>
+          <w:szCs w:val="24"/>
+          <w:lang w:val="en-US"/>
+        </w:rPr>
+        <w:t>fluctuations</w:t>
+      </w:r>
+      <w:r>
+        <w:rPr>
+          <w:rFonts w:ascii="Calibri" w:hAnsi="Calibri" w:cs="Calibri"/>
+          <w:sz w:val="24"/>
+          <w:szCs w:val="24"/>
+          <w:lang w:val="en-US"/>
+        </w:rPr>
+        <w:t xml:space="preserve"> to the external economic environment. Second, </w:t>
+      </w:r>
+      <w:r>
+        <w:rPr>
+          <w:rFonts w:ascii="Calibri" w:hAnsi="Calibri" w:cs="Calibri"/>
+          <w:sz w:val="24"/>
+          <w:szCs w:val="24"/>
           <w:lang w:val="en-US"/>
         </w:rPr>
         <w:t xml:space="preserve">not </w:t>
       </w:r>
       <w:r>
         <w:rPr>
-          <w:rFonts w:ascii="Arial" w:hAnsi="Arial" w:cs="Arial"/>
+          <w:rFonts w:ascii="Calibri" w:hAnsi="Calibri" w:cs="Calibri"/>
+          <w:sz w:val="24"/>
+          <w:szCs w:val="24"/>
           <w:lang w:val="en-US"/>
         </w:rPr>
         <w:t>all</w:t>
       </w:r>
       <w:r>
         <w:rPr>
-          <w:rFonts w:ascii="Arial" w:hAnsi="Arial" w:cs="Arial"/>
+          <w:rFonts w:ascii="Calibri" w:hAnsi="Calibri" w:cs="Calibri"/>
+          <w:sz w:val="24"/>
+          <w:szCs w:val="24"/>
           <w:lang w:val="en-US"/>
         </w:rPr>
         <w:t xml:space="preserve"> applicants have the chances to apply the IPO of some superior or well-known companies</w:t>
       </w:r>
       <w:r>
         <w:rPr>
-          <w:rFonts w:ascii="Arial" w:hAnsi="Arial" w:cs="Arial"/>
+          <w:rFonts w:ascii="Calibri" w:hAnsi="Calibri" w:cs="Calibri"/>
+          <w:sz w:val="24"/>
+          <w:szCs w:val="24"/>
           <w:lang w:val="en-US"/>
         </w:rPr>
         <w:t xml:space="preserve">, which chances remains to </w:t>
       </w:r>
       <w:r>
         <w:rPr>
-          <w:rFonts w:ascii="Arial" w:hAnsi="Arial" w:cs="Arial"/>
+          <w:rFonts w:ascii="Calibri" w:hAnsi="Calibri" w:cs="Calibri"/>
+          <w:sz w:val="24"/>
+          <w:szCs w:val="24"/>
           <w:lang w:val="en-US"/>
         </w:rPr>
         <w:t>their</w:t>
       </w:r>
       <w:r>
         <w:rPr>
-          <w:rFonts w:ascii="Arial" w:hAnsi="Arial" w:cs="Arial"/>
+          <w:rFonts w:ascii="Calibri" w:hAnsi="Calibri" w:cs="Calibri"/>
+          <w:sz w:val="24"/>
+          <w:szCs w:val="24"/>
           <w:lang w:val="en-US"/>
         </w:rPr>
         <w:t xml:space="preserve"> potential clients including their working partners, joint ventures capitals and some well know listed companies. </w:t>
@@ -666,106 +886,198 @@
       <w:pPr>
         <w:jc w:val="both"/>
         <w:rPr>
-          <w:rFonts w:ascii="Arial" w:hAnsi="Arial" w:cs="Arial"/>
-          <w:lang w:val="en-US"/>
-        </w:rPr>
-      </w:pPr>
-    </w:p>
-    <w:p>
-      <w:pPr>
-        <w:jc w:val="both"/>
-        <w:rPr>
-          <w:rFonts w:ascii="Arial" w:hAnsi="Arial" w:cs="Arial"/>
-          <w:lang w:val="en-US"/>
-        </w:rPr>
-      </w:pPr>
-      <w:r>
-        <w:rPr>
-          <w:rFonts w:ascii="Arial" w:hAnsi="Arial" w:cs="Arial"/>
+          <w:rFonts w:ascii="Calibri" w:hAnsi="Calibri" w:cs="Calibri"/>
+          <w:sz w:val="24"/>
+          <w:szCs w:val="24"/>
+          <w:lang w:val="en-US"/>
+        </w:rPr>
+      </w:pPr>
+    </w:p>
+    <w:p>
+      <w:pPr>
+        <w:jc w:val="both"/>
+        <w:rPr>
+          <w:rFonts w:ascii="Calibri" w:hAnsi="Calibri" w:cs="Calibri"/>
+          <w:sz w:val="24"/>
+          <w:szCs w:val="24"/>
+          <w:lang w:val="en-US"/>
+        </w:rPr>
+      </w:pPr>
+      <w:r>
+        <w:rPr>
+          <w:rFonts w:ascii="Calibri" w:hAnsi="Calibri" w:cs="Calibri"/>
+          <w:sz w:val="24"/>
+          <w:szCs w:val="24"/>
           <w:lang w:val="en-US"/>
         </w:rPr>
         <w:t xml:space="preserve">So, is there a solution? </w:t>
       </w:r>
       <w:r>
         <w:rPr>
-          <w:rFonts w:ascii="Arial" w:hAnsi="Arial" w:cs="Arial"/>
+          <w:rFonts w:ascii="Calibri" w:hAnsi="Calibri" w:cs="Calibri"/>
+          <w:sz w:val="24"/>
+          <w:szCs w:val="24"/>
           <w:lang w:val="en-US"/>
         </w:rPr>
         <w:t>To answer this question, we might ask what causes this problem? The problem is due to the price and the number of shares of a particular IPO is already predefined without knowing the actual number of applicants.</w:t>
       </w:r>
       <w:r>
         <w:rPr>
-          <w:rFonts w:ascii="Arial" w:hAnsi="Arial" w:cs="Arial"/>
+          <w:rFonts w:ascii="Calibri" w:hAnsi="Calibri" w:cs="Calibri"/>
+          <w:sz w:val="24"/>
+          <w:szCs w:val="24"/>
           <w:lang w:val="en-US"/>
         </w:rPr>
         <w:t xml:space="preserve"> Some not well known or being financial analyst penned as not to buy has limited number of applicants apply, usually this type of IPO has been set to the lower limited price. However some of </w:t>
       </w:r>
       <w:r>
         <w:rPr>
-          <w:rFonts w:ascii="Arial" w:hAnsi="Arial" w:cs="Arial"/>
+          <w:rFonts w:ascii="Calibri" w:hAnsi="Calibri" w:cs="Calibri"/>
+          <w:sz w:val="24"/>
+          <w:szCs w:val="24"/>
           <w:lang w:val="en-US"/>
         </w:rPr>
         <w:t>well-known</w:t>
       </w:r>
       <w:r>
         <w:rPr>
-          <w:rFonts w:ascii="Arial" w:hAnsi="Arial" w:cs="Arial"/>
+          <w:rFonts w:ascii="Calibri" w:hAnsi="Calibri" w:cs="Calibri"/>
+          <w:sz w:val="24"/>
+          <w:szCs w:val="24"/>
           <w:lang w:val="en-US"/>
         </w:rPr>
         <w:t xml:space="preserve"> or being rated as must buy has enormous number of applicants, this type of IPO has been set to the upper price or even higher. </w:t>
       </w:r>
       <w:r>
         <w:rPr>
-          <w:rFonts w:ascii="Arial" w:hAnsi="Arial" w:cs="Arial"/>
-          <w:lang w:val="en-US"/>
-        </w:rPr>
-        <w:t xml:space="preserve">This kind of unknown number of investors is the main causes of rating a price of the IPO. </w:t>
-      </w:r>
-      <w:r>
-        <w:rPr>
-          <w:rFonts w:ascii="Arial" w:hAnsi="Arial" w:cs="Arial"/>
+          <w:rFonts w:ascii="Calibri" w:hAnsi="Calibri" w:cs="Calibri"/>
+          <w:sz w:val="24"/>
+          <w:szCs w:val="24"/>
+          <w:lang w:val="en-US"/>
+        </w:rPr>
+        <w:t xml:space="preserve">This kind of </w:t>
+      </w:r>
+      <w:r>
+        <w:rPr>
+          <w:rFonts w:ascii="Calibri" w:hAnsi="Calibri" w:cs="Calibri"/>
+          <w:b/>
+          <w:bCs/>
+          <w:color w:val="FF0000"/>
+          <w:sz w:val="24"/>
+          <w:szCs w:val="24"/>
+          <w:lang w:val="en-US"/>
+        </w:rPr>
+        <w:t>unknown</w:t>
+      </w:r>
+      <w:r>
+        <w:rPr>
+          <w:rFonts w:ascii="Calibri" w:hAnsi="Calibri" w:cs="Calibri"/>
+          <w:color w:val="FF0000"/>
+          <w:sz w:val="24"/>
+          <w:szCs w:val="24"/>
+          <w:lang w:val="en-US"/>
+        </w:rPr>
+        <w:t xml:space="preserve"> </w:t>
+      </w:r>
+      <w:r>
+        <w:rPr>
+          <w:rFonts w:ascii="Calibri" w:hAnsi="Calibri" w:cs="Calibri"/>
+          <w:sz w:val="24"/>
+          <w:szCs w:val="24"/>
+          <w:lang w:val="en-US"/>
+        </w:rPr>
+        <w:t xml:space="preserve">number of investors is the main causes of rating a price of the IPO. </w:t>
+      </w:r>
+      <w:r>
+        <w:rPr>
+          <w:rFonts w:ascii="Calibri" w:hAnsi="Calibri" w:cs="Calibri"/>
+          <w:sz w:val="24"/>
+          <w:szCs w:val="24"/>
           <w:lang w:val="en-US"/>
         </w:rPr>
         <w:t xml:space="preserve">To solve these issues, the best way is to change the usual way of applying an IPO. Usually, we used to apply an IPO from the bank branch or internet. By filling the form and fill in the number of shares you want to apply </w:t>
       </w:r>
       <w:r>
         <w:rPr>
-          <w:rFonts w:ascii="Arial" w:hAnsi="Arial" w:cs="Arial"/>
+          <w:rFonts w:ascii="Calibri" w:hAnsi="Calibri" w:cs="Calibri"/>
+          <w:sz w:val="24"/>
+          <w:szCs w:val="24"/>
           <w:lang w:val="en-US"/>
         </w:rPr>
         <w:t>equipped with the cheque, that</w:t>
       </w:r>
       <w:r>
         <w:rPr>
-          <w:rFonts w:ascii="Arial" w:hAnsi="Arial" w:cs="Arial"/>
+          <w:rFonts w:ascii="Calibri" w:hAnsi="Calibri" w:cs="Calibri"/>
+          <w:sz w:val="24"/>
+          <w:szCs w:val="24"/>
           <w:lang w:val="en-US"/>
         </w:rPr>
         <w:t xml:space="preserve"> </w:t>
       </w:r>
       <w:r>
         <w:rPr>
-          <w:rFonts w:ascii="Arial" w:hAnsi="Arial" w:cs="Arial"/>
+          <w:rFonts w:ascii="Calibri" w:hAnsi="Calibri" w:cs="Calibri"/>
+          <w:sz w:val="24"/>
+          <w:szCs w:val="24"/>
           <w:lang w:val="en-US"/>
         </w:rPr>
         <w:t>is</w:t>
       </w:r>
       <w:r>
         <w:rPr>
-          <w:rFonts w:ascii="Arial" w:hAnsi="Arial" w:cs="Arial"/>
+          <w:rFonts w:ascii="Calibri" w:hAnsi="Calibri" w:cs="Calibri"/>
+          <w:sz w:val="24"/>
+          <w:szCs w:val="24"/>
+          <w:lang w:val="en-US"/>
+        </w:rPr>
+        <w:t xml:space="preserve"> all</w:t>
+      </w:r>
+      <w:r>
+        <w:rPr>
+          <w:rFonts w:ascii="Calibri" w:hAnsi="Calibri" w:cs="Calibri"/>
+          <w:sz w:val="24"/>
+          <w:szCs w:val="24"/>
           <w:lang w:val="en-US"/>
         </w:rPr>
         <w:t xml:space="preserve">! My recommendation is </w:t>
       </w:r>
       <w:r>
         <w:rPr>
-          <w:rFonts w:ascii="Arial" w:hAnsi="Arial" w:cs="Arial"/>
-          <w:lang w:val="en-US"/>
-        </w:rPr>
-        <w:t xml:space="preserve">2 processes. </w:t>
-      </w:r>
-      <w:r>
-        <w:rPr>
-          <w:rFonts w:ascii="Arial" w:hAnsi="Arial" w:cs="Arial"/>
+          <w:rFonts w:ascii="Calibri" w:hAnsi="Calibri" w:cs="Calibri"/>
+          <w:b/>
+          <w:bCs/>
+          <w:sz w:val="24"/>
+          <w:szCs w:val="24"/>
+          <w:lang w:val="en-US"/>
+        </w:rPr>
+        <w:t xml:space="preserve">2 </w:t>
+      </w:r>
+      <w:r>
+        <w:rPr>
+          <w:rFonts w:ascii="Calibri" w:hAnsi="Calibri" w:cs="Calibri"/>
+          <w:b/>
+          <w:bCs/>
+          <w:sz w:val="24"/>
+          <w:szCs w:val="24"/>
+          <w:lang w:val="en-US"/>
+        </w:rPr>
+        <w:t>phases</w:t>
+      </w:r>
+      <w:r>
+        <w:rPr>
+          <w:rFonts w:ascii="Calibri" w:hAnsi="Calibri" w:cs="Calibri"/>
+          <w:sz w:val="24"/>
+          <w:szCs w:val="24"/>
+          <w:lang w:val="en-US"/>
+        </w:rPr>
+        <w:t xml:space="preserve">. </w:t>
+      </w:r>
+      <w:r>
+        <w:rPr>
+          <w:rFonts w:ascii="Calibri" w:hAnsi="Calibri" w:cs="Calibri"/>
+          <w:sz w:val="24"/>
+          <w:szCs w:val="24"/>
           <w:lang w:val="en-US"/>
         </w:rPr>
         <w:t xml:space="preserve">We all know before launching an IPO, they usually provide some investor roadshow. This kind of roadshow is a way to attract potential investors. </w:t>
@@ -775,16 +1087,35 @@
       <w:pPr>
         <w:jc w:val="both"/>
         <w:rPr>
-          <w:rFonts w:ascii="Arial" w:hAnsi="Arial" w:cs="Arial"/>
-          <w:lang w:val="en-US"/>
-        </w:rPr>
-      </w:pPr>
-      <w:r>
-        <w:rPr>
-          <w:rFonts w:ascii="Arial" w:hAnsi="Arial" w:cs="Arial"/>
-          <w:lang w:val="en-US"/>
-        </w:rPr>
-        <w:t>First my opinion is the first process</w:t>
+          <w:rFonts w:ascii="Calibri" w:hAnsi="Calibri" w:cs="Calibri"/>
+          <w:b/>
+          <w:bCs/>
+          <w:sz w:val="24"/>
+          <w:szCs w:val="24"/>
+          <w:lang w:val="en-US"/>
+        </w:rPr>
+      </w:pPr>
+      <w:r>
+        <w:rPr>
+          <w:rFonts w:ascii="Calibri" w:hAnsi="Calibri" w:cs="Calibri"/>
+          <w:b/>
+          <w:bCs/>
+          <w:sz w:val="24"/>
+          <w:szCs w:val="24"/>
+          <w:lang w:val="en-US"/>
+        </w:rPr>
+        <w:t xml:space="preserve">First </w:t>
+      </w:r>
+      <w:r>
+        <w:rPr>
+          <w:rFonts w:ascii="Calibri" w:hAnsi="Calibri" w:cs="Calibri"/>
+          <w:b/>
+          <w:bCs/>
+          <w:sz w:val="24"/>
+          <w:szCs w:val="24"/>
+          <w:lang w:val="en-US"/>
+        </w:rPr>
+        <w:t>phases:</w:t>
       </w:r>
     </w:p>
     <w:p>
@@ -796,34 +1127,26 @@
         </w:numPr>
         <w:jc w:val="both"/>
         <w:rPr>
-          <w:rFonts w:ascii="Arial" w:hAnsi="Arial" w:cs="Arial"/>
-          <w:lang w:val="en-US"/>
-        </w:rPr>
-      </w:pPr>
-      <w:r>
-        <w:rPr>
-          <w:rFonts w:ascii="Arial" w:hAnsi="Arial" w:cs="Arial"/>
-          <w:lang w:val="en-US"/>
-        </w:rPr>
-        <w:t>On all the banks or securities, when deliver the IPO p</w:t>
-      </w:r>
-      <w:r>
-        <w:rPr>
-          <w:rFonts w:ascii="Arial" w:hAnsi="Arial" w:cs="Arial"/>
-          <w:lang w:val="en-US"/>
-        </w:rPr>
-        <w:t>rospectus</w:t>
-      </w:r>
-      <w:r>
-        <w:rPr>
-          <w:rFonts w:ascii="Arial" w:hAnsi="Arial" w:cs="Arial"/>
-          <w:lang w:val="en-US"/>
-        </w:rPr>
-        <w:t>. This kind of prospectus listed out all the information of the companies including gain and loss, total assets (fixed or removable), debts, loan…</w:t>
-      </w:r>
-      <w:r>
-        <w:rPr>
-          <w:rFonts w:ascii="Arial" w:hAnsi="Arial" w:cs="Arial"/>
+          <w:rFonts w:ascii="Calibri" w:hAnsi="Calibri" w:cs="Calibri"/>
+          <w:sz w:val="24"/>
+          <w:szCs w:val="24"/>
+          <w:lang w:val="en-US"/>
+        </w:rPr>
+      </w:pPr>
+      <w:r>
+        <w:rPr>
+          <w:rFonts w:ascii="Calibri" w:hAnsi="Calibri" w:cs="Calibri"/>
+          <w:sz w:val="24"/>
+          <w:szCs w:val="24"/>
+          <w:lang w:val="en-US"/>
+        </w:rPr>
+        <w:t>On all the banks or securities, when deliver the IPO prospectus. This kind of prospectus listed out all the information of the companies including gain and loss, total assets (fixed or removable), debts, loan…</w:t>
+      </w:r>
+      <w:r>
+        <w:rPr>
+          <w:rFonts w:ascii="Calibri" w:hAnsi="Calibri" w:cs="Calibri"/>
+          <w:sz w:val="24"/>
+          <w:szCs w:val="24"/>
           <w:lang w:val="en-US"/>
         </w:rPr>
         <w:t>etc.</w:t>
@@ -838,30 +1161,78 @@
         </w:numPr>
         <w:jc w:val="both"/>
         <w:rPr>
-          <w:rFonts w:ascii="Arial" w:hAnsi="Arial" w:cs="Arial"/>
-          <w:lang w:val="en-US"/>
-        </w:rPr>
-      </w:pPr>
-      <w:r>
-        <w:rPr>
-          <w:rFonts w:ascii="Arial" w:hAnsi="Arial" w:cs="Arial"/>
-          <w:lang w:val="en-US"/>
-        </w:rPr>
-        <w:t xml:space="preserve">The IPO prospectus should not </w:t>
-      </w:r>
-      <w:r>
-        <w:rPr>
-          <w:rFonts w:ascii="Arial" w:hAnsi="Arial" w:cs="Arial"/>
+          <w:rFonts w:ascii="Calibri" w:hAnsi="Calibri" w:cs="Calibri"/>
+          <w:sz w:val="24"/>
+          <w:szCs w:val="24"/>
+          <w:lang w:val="en-US"/>
+        </w:rPr>
+      </w:pPr>
+      <w:r>
+        <w:rPr>
+          <w:rFonts w:ascii="Calibri" w:hAnsi="Calibri" w:cs="Calibri"/>
+          <w:sz w:val="24"/>
+          <w:szCs w:val="24"/>
+          <w:lang w:val="en-US"/>
+        </w:rPr>
+        <w:t xml:space="preserve">The IPO prospectus should </w:t>
+      </w:r>
+      <w:r>
+        <w:rPr>
+          <w:rFonts w:ascii="Calibri" w:hAnsi="Calibri" w:cs="Calibri"/>
+          <w:b/>
+          <w:bCs/>
+          <w:sz w:val="24"/>
+          <w:szCs w:val="24"/>
+          <w:lang w:val="en-US"/>
+        </w:rPr>
+        <w:t>not</w:t>
+      </w:r>
+      <w:r>
+        <w:rPr>
+          <w:rFonts w:ascii="Calibri" w:hAnsi="Calibri" w:cs="Calibri"/>
+          <w:sz w:val="24"/>
+          <w:szCs w:val="24"/>
+          <w:lang w:val="en-US"/>
+        </w:rPr>
+        <w:t xml:space="preserve"> </w:t>
+      </w:r>
+      <w:r>
+        <w:rPr>
+          <w:rFonts w:ascii="Calibri" w:hAnsi="Calibri" w:cs="Calibri"/>
+          <w:sz w:val="24"/>
+          <w:szCs w:val="24"/>
           <w:lang w:val="en-US"/>
         </w:rPr>
         <w:t>reveal</w:t>
       </w:r>
       <w:r>
         <w:rPr>
-          <w:rFonts w:ascii="Arial" w:hAnsi="Arial" w:cs="Arial"/>
-          <w:lang w:val="en-US"/>
-        </w:rPr>
-        <w:t xml:space="preserve"> the share price and the total number of shares provide for subscribe.</w:t>
+          <w:rFonts w:ascii="Calibri" w:hAnsi="Calibri" w:cs="Calibri"/>
+          <w:sz w:val="24"/>
+          <w:szCs w:val="24"/>
+          <w:lang w:val="en-US"/>
+        </w:rPr>
+        <w:t xml:space="preserve"> the share price and the </w:t>
+      </w:r>
+      <w:r>
+        <w:rPr>
+          <w:rFonts w:ascii="Calibri" w:hAnsi="Calibri" w:cs="Calibri"/>
+          <w:b/>
+          <w:bCs/>
+          <w:sz w:val="24"/>
+          <w:szCs w:val="24"/>
+          <w:lang w:val="en-US"/>
+        </w:rPr>
+        <w:t>total number of shares</w:t>
+      </w:r>
+      <w:r>
+        <w:rPr>
+          <w:rFonts w:ascii="Calibri" w:hAnsi="Calibri" w:cs="Calibri"/>
+          <w:sz w:val="24"/>
+          <w:szCs w:val="24"/>
+          <w:lang w:val="en-US"/>
+        </w:rPr>
+        <w:t xml:space="preserve"> provide for subscribe.</w:t>
       </w:r>
     </w:p>
     <w:p>
@@ -873,27 +1244,35 @@
         </w:numPr>
         <w:jc w:val="both"/>
         <w:rPr>
-          <w:rFonts w:ascii="Arial" w:hAnsi="Arial" w:cs="Arial"/>
-          <w:lang w:val="en-US"/>
-        </w:rPr>
-      </w:pPr>
-      <w:r>
-        <w:rPr>
-          <w:rFonts w:ascii="Arial" w:hAnsi="Arial" w:cs="Arial"/>
+          <w:rFonts w:ascii="Calibri" w:hAnsi="Calibri" w:cs="Calibri"/>
+          <w:sz w:val="24"/>
+          <w:szCs w:val="24"/>
+          <w:lang w:val="en-US"/>
+        </w:rPr>
+      </w:pPr>
+      <w:r>
+        <w:rPr>
+          <w:rFonts w:ascii="Calibri" w:hAnsi="Calibri" w:cs="Calibri"/>
+          <w:sz w:val="24"/>
+          <w:szCs w:val="24"/>
           <w:lang w:val="en-US"/>
         </w:rPr>
         <w:t xml:space="preserve">When the investors want to apply the IPO, they just only </w:t>
       </w:r>
       <w:r>
         <w:rPr>
-          <w:rFonts w:ascii="Arial" w:hAnsi="Arial" w:cs="Arial"/>
+          <w:rFonts w:ascii="Calibri" w:hAnsi="Calibri" w:cs="Calibri"/>
+          <w:sz w:val="24"/>
+          <w:szCs w:val="24"/>
           <w:lang w:val="en-US"/>
         </w:rPr>
         <w:t>need</w:t>
       </w:r>
       <w:r>
         <w:rPr>
-          <w:rFonts w:ascii="Arial" w:hAnsi="Arial" w:cs="Arial"/>
+          <w:rFonts w:ascii="Calibri" w:hAnsi="Calibri" w:cs="Calibri"/>
+          <w:sz w:val="24"/>
+          <w:szCs w:val="24"/>
           <w:lang w:val="en-US"/>
         </w:rPr>
         <w:t xml:space="preserve"> to fill in their personal particular including name, address, or bank information.</w:t>
@@ -908,69 +1287,107 @@
         </w:numPr>
         <w:jc w:val="both"/>
         <w:rPr>
-          <w:rFonts w:ascii="Arial" w:hAnsi="Arial" w:cs="Arial"/>
-          <w:lang w:val="en-US"/>
-        </w:rPr>
-      </w:pPr>
-      <w:r>
-        <w:rPr>
-          <w:rFonts w:ascii="Arial" w:hAnsi="Arial" w:cs="Arial"/>
+          <w:rFonts w:ascii="Calibri" w:hAnsi="Calibri" w:cs="Calibri"/>
+          <w:sz w:val="24"/>
+          <w:szCs w:val="24"/>
+          <w:lang w:val="en-US"/>
+        </w:rPr>
+      </w:pPr>
+      <w:r>
+        <w:rPr>
+          <w:rFonts w:ascii="Calibri" w:hAnsi="Calibri" w:cs="Calibri"/>
+          <w:sz w:val="24"/>
+          <w:szCs w:val="24"/>
           <w:lang w:val="en-US"/>
         </w:rPr>
         <w:t xml:space="preserve">For large joint venture companies or potential partners, funds…etc. </w:t>
       </w:r>
       <w:r>
         <w:rPr>
-          <w:rFonts w:ascii="Arial" w:hAnsi="Arial" w:cs="Arial"/>
-          <w:lang w:val="en-US"/>
-        </w:rPr>
-        <w:t xml:space="preserve">It is now the one who hired to write for the IPO prospectus to asks the potential clients if they are interested. If interested, they will </w:t>
-      </w:r>
-      <w:r>
-        <w:rPr>
-          <w:rFonts w:ascii="Arial" w:hAnsi="Arial" w:cs="Arial"/>
+          <w:rFonts w:ascii="Calibri" w:hAnsi="Calibri" w:cs="Calibri"/>
+          <w:sz w:val="24"/>
+          <w:szCs w:val="24"/>
+          <w:lang w:val="en-US"/>
+        </w:rPr>
+        <w:t xml:space="preserve">It is now the one who hired to write for the IPO prospectus to asks the potential clients </w:t>
+      </w:r>
+      <w:r>
+        <w:rPr>
+          <w:rFonts w:ascii="Calibri" w:hAnsi="Calibri" w:cs="Calibri"/>
+          <w:sz w:val="24"/>
+          <w:szCs w:val="24"/>
+          <w:lang w:val="en-US"/>
+        </w:rPr>
+        <w:t>whether</w:t>
+      </w:r>
+      <w:r>
+        <w:rPr>
+          <w:rFonts w:ascii="Calibri" w:hAnsi="Calibri" w:cs="Calibri"/>
+          <w:sz w:val="24"/>
+          <w:szCs w:val="24"/>
+          <w:lang w:val="en-US"/>
+        </w:rPr>
+        <w:t xml:space="preserve"> they are interested. If interested, they will </w:t>
+      </w:r>
+      <w:r>
+        <w:rPr>
+          <w:rFonts w:ascii="Calibri" w:hAnsi="Calibri" w:cs="Calibri"/>
+          <w:sz w:val="24"/>
+          <w:szCs w:val="24"/>
           <w:lang w:val="en-US"/>
         </w:rPr>
         <w:t xml:space="preserve">be </w:t>
       </w:r>
       <w:r>
         <w:rPr>
-          <w:rFonts w:ascii="Arial" w:hAnsi="Arial" w:cs="Arial"/>
+          <w:rFonts w:ascii="Calibri" w:hAnsi="Calibri" w:cs="Calibri"/>
+          <w:sz w:val="24"/>
+          <w:szCs w:val="24"/>
           <w:lang w:val="en-US"/>
         </w:rPr>
         <w:t>ask</w:t>
       </w:r>
       <w:r>
         <w:rPr>
-          <w:rFonts w:ascii="Arial" w:hAnsi="Arial" w:cs="Arial"/>
+          <w:rFonts w:ascii="Calibri" w:hAnsi="Calibri" w:cs="Calibri"/>
+          <w:sz w:val="24"/>
+          <w:szCs w:val="24"/>
           <w:lang w:val="en-US"/>
         </w:rPr>
         <w:t>ed</w:t>
       </w:r>
       <w:r>
         <w:rPr>
-          <w:rFonts w:ascii="Arial" w:hAnsi="Arial" w:cs="Arial"/>
+          <w:rFonts w:ascii="Calibri" w:hAnsi="Calibri" w:cs="Calibri"/>
+          <w:sz w:val="24"/>
+          <w:szCs w:val="24"/>
           <w:lang w:val="en-US"/>
         </w:rPr>
         <w:t xml:space="preserve"> how much</w:t>
       </w:r>
       <w:r>
         <w:rPr>
-          <w:rFonts w:ascii="Arial" w:hAnsi="Arial" w:cs="Arial"/>
+          <w:rFonts w:ascii="Calibri" w:hAnsi="Calibri" w:cs="Calibri"/>
+          <w:sz w:val="24"/>
+          <w:szCs w:val="24"/>
           <w:lang w:val="en-US"/>
         </w:rPr>
         <w:t xml:space="preserve"> in terms of money they will </w:t>
       </w:r>
       <w:r>
         <w:rPr>
-          <w:rFonts w:ascii="Arial" w:hAnsi="Arial" w:cs="Arial"/>
+          <w:rFonts w:ascii="Calibri" w:hAnsi="Calibri" w:cs="Calibri"/>
+          <w:sz w:val="24"/>
+          <w:szCs w:val="24"/>
           <w:lang w:val="en-US"/>
         </w:rPr>
         <w:t>be acquired</w:t>
       </w:r>
       <w:r>
         <w:rPr>
-          <w:rFonts w:ascii="Arial" w:hAnsi="Arial" w:cs="Arial"/>
+          <w:rFonts w:ascii="Calibri" w:hAnsi="Calibri" w:cs="Calibri"/>
+          <w:sz w:val="24"/>
+          <w:szCs w:val="24"/>
           <w:lang w:val="en-US"/>
         </w:rPr>
         <w:t xml:space="preserve">, usually this type of investors, invested in terms of millions to billions. </w:t>
@@ -980,25 +1397,58 @@
       <w:pPr>
         <w:jc w:val="both"/>
         <w:rPr>
-          <w:rFonts w:ascii="Arial" w:hAnsi="Arial" w:cs="Arial"/>
-          <w:lang w:val="en-US"/>
-        </w:rPr>
-      </w:pPr>
-    </w:p>
-    <w:p>
-      <w:pPr>
-        <w:jc w:val="both"/>
-        <w:rPr>
-          <w:rFonts w:ascii="Arial" w:hAnsi="Arial" w:cs="Arial"/>
-          <w:lang w:val="en-US"/>
-        </w:rPr>
-      </w:pPr>
-      <w:r>
-        <w:rPr>
-          <w:rFonts w:ascii="Arial" w:hAnsi="Arial" w:cs="Arial"/>
-          <w:lang w:val="en-US"/>
-        </w:rPr>
-        <w:t xml:space="preserve">Second Process </w:t>
+          <w:rFonts w:ascii="Calibri" w:hAnsi="Calibri" w:cs="Calibri"/>
+          <w:sz w:val="24"/>
+          <w:szCs w:val="24"/>
+          <w:lang w:val="en-US"/>
+        </w:rPr>
+      </w:pPr>
+    </w:p>
+    <w:p>
+      <w:pPr>
+        <w:jc w:val="both"/>
+        <w:rPr>
+          <w:rFonts w:ascii="Calibri" w:hAnsi="Calibri" w:cs="Calibri"/>
+          <w:b/>
+          <w:bCs/>
+          <w:sz w:val="24"/>
+          <w:szCs w:val="24"/>
+          <w:lang w:val="en-US"/>
+        </w:rPr>
+      </w:pPr>
+      <w:r>
+        <w:rPr>
+          <w:rFonts w:ascii="Calibri" w:hAnsi="Calibri" w:cs="Calibri"/>
+          <w:b/>
+          <w:bCs/>
+          <w:sz w:val="24"/>
+          <w:szCs w:val="24"/>
+          <w:lang w:val="en-US"/>
+        </w:rPr>
+        <w:lastRenderedPageBreak/>
+        <w:t xml:space="preserve">Second </w:t>
+      </w:r>
+      <w:r>
+        <w:rPr>
+          <w:rFonts w:ascii="Calibri" w:hAnsi="Calibri" w:cs="Calibri"/>
+          <w:b/>
+          <w:bCs/>
+          <w:sz w:val="24"/>
+          <w:szCs w:val="24"/>
+          <w:lang w:val="en-US"/>
+        </w:rPr>
+        <w:t>Phases</w:t>
+      </w:r>
+      <w:r>
+        <w:rPr>
+          <w:rFonts w:ascii="Calibri" w:hAnsi="Calibri" w:cs="Calibri"/>
+          <w:b/>
+          <w:bCs/>
+          <w:sz w:val="24"/>
+          <w:szCs w:val="24"/>
+          <w:lang w:val="en-US"/>
+        </w:rPr>
+        <w:t xml:space="preserve"> </w:t>
       </w:r>
     </w:p>
     <w:p>
@@ -1010,118 +1460,208 @@
         </w:numPr>
         <w:jc w:val="both"/>
         <w:rPr>
-          <w:rFonts w:ascii="Arial" w:hAnsi="Arial" w:cs="Arial"/>
-          <w:lang w:val="en-US"/>
-        </w:rPr>
-      </w:pPr>
-      <w:r>
-        <w:rPr>
-          <w:rFonts w:ascii="Arial" w:hAnsi="Arial" w:cs="Arial"/>
+          <w:rFonts w:ascii="Calibri" w:hAnsi="Calibri" w:cs="Calibri"/>
+          <w:sz w:val="24"/>
+          <w:szCs w:val="24"/>
+          <w:lang w:val="en-US"/>
+        </w:rPr>
+      </w:pPr>
+      <w:r>
+        <w:rPr>
+          <w:rFonts w:ascii="Calibri" w:hAnsi="Calibri" w:cs="Calibri"/>
+          <w:sz w:val="24"/>
+          <w:szCs w:val="24"/>
           <w:lang w:val="en-US"/>
         </w:rPr>
         <w:t xml:space="preserve">Calculates the total number of shares. As we know the company’s overall assets </w:t>
       </w:r>
       <w:r>
         <w:rPr>
-          <w:rFonts w:ascii="Arial" w:hAnsi="Arial" w:cs="Arial"/>
+          <w:rFonts w:ascii="Calibri" w:hAnsi="Calibri" w:cs="Calibri"/>
+          <w:sz w:val="24"/>
+          <w:szCs w:val="24"/>
           <w:lang w:val="en-US"/>
         </w:rPr>
         <w:t>which is stated in the IPO prospectus</w:t>
       </w:r>
       <w:r>
         <w:rPr>
-          <w:rFonts w:ascii="Arial" w:hAnsi="Arial" w:cs="Arial"/>
+          <w:rFonts w:ascii="Calibri" w:hAnsi="Calibri" w:cs="Calibri"/>
+          <w:sz w:val="24"/>
+          <w:szCs w:val="24"/>
           <w:lang w:val="en-US"/>
         </w:rPr>
         <w:t>, w</w:t>
       </w:r>
       <w:r>
         <w:rPr>
-          <w:rFonts w:ascii="Arial" w:hAnsi="Arial" w:cs="Arial"/>
+          <w:rFonts w:ascii="Calibri" w:hAnsi="Calibri" w:cs="Calibri"/>
+          <w:sz w:val="24"/>
+          <w:szCs w:val="24"/>
           <w:lang w:val="en-US"/>
         </w:rPr>
         <w:t>e</w:t>
       </w:r>
       <w:r>
         <w:rPr>
-          <w:rFonts w:ascii="Arial" w:hAnsi="Arial" w:cs="Arial"/>
+          <w:rFonts w:ascii="Calibri" w:hAnsi="Calibri" w:cs="Calibri"/>
+          <w:sz w:val="24"/>
+          <w:szCs w:val="24"/>
           <w:lang w:val="en-US"/>
         </w:rPr>
         <w:t xml:space="preserve"> can</w:t>
       </w:r>
       <w:r>
         <w:rPr>
-          <w:rFonts w:ascii="Arial" w:hAnsi="Arial" w:cs="Arial"/>
-          <w:lang w:val="en-US"/>
-        </w:rPr>
-        <w:t xml:space="preserve"> start to count the total number of applicants (the form received from </w:t>
-      </w:r>
-      <w:r>
-        <w:rPr>
-          <w:rFonts w:ascii="Arial" w:hAnsi="Arial" w:cs="Arial"/>
+          <w:rFonts w:ascii="Calibri" w:hAnsi="Calibri" w:cs="Calibri"/>
+          <w:sz w:val="24"/>
+          <w:szCs w:val="24"/>
+          <w:lang w:val="en-US"/>
+        </w:rPr>
+        <w:t xml:space="preserve"> start to </w:t>
+      </w:r>
+      <w:r>
+        <w:rPr>
+          <w:rFonts w:ascii="Calibri" w:hAnsi="Calibri" w:cs="Calibri"/>
+          <w:b/>
+          <w:bCs/>
+          <w:sz w:val="24"/>
+          <w:szCs w:val="24"/>
+          <w:lang w:val="en-US"/>
+        </w:rPr>
+        <w:t>count</w:t>
+      </w:r>
+      <w:r>
+        <w:rPr>
+          <w:rFonts w:ascii="Calibri" w:hAnsi="Calibri" w:cs="Calibri"/>
+          <w:sz w:val="24"/>
+          <w:szCs w:val="24"/>
+          <w:lang w:val="en-US"/>
+        </w:rPr>
+        <w:t xml:space="preserve"> the total number of applicants (the form received from </w:t>
+      </w:r>
+      <w:r>
+        <w:rPr>
+          <w:rFonts w:ascii="Calibri" w:hAnsi="Calibri" w:cs="Calibri"/>
+          <w:sz w:val="24"/>
+          <w:szCs w:val="24"/>
           <w:lang w:val="en-US"/>
         </w:rPr>
         <w:t xml:space="preserve">all </w:t>
       </w:r>
       <w:r>
         <w:rPr>
-          <w:rFonts w:ascii="Arial" w:hAnsi="Arial" w:cs="Arial"/>
+          <w:rFonts w:ascii="Calibri" w:hAnsi="Calibri" w:cs="Calibri"/>
+          <w:sz w:val="24"/>
+          <w:szCs w:val="24"/>
           <w:lang w:val="en-US"/>
         </w:rPr>
         <w:t>the bank’s branch)</w:t>
       </w:r>
       <w:r>
         <w:rPr>
-          <w:rFonts w:ascii="Arial" w:hAnsi="Arial" w:cs="Arial"/>
+          <w:rFonts w:ascii="Calibri" w:hAnsi="Calibri" w:cs="Calibri"/>
+          <w:sz w:val="24"/>
+          <w:szCs w:val="24"/>
           <w:lang w:val="en-US"/>
         </w:rPr>
         <w:t xml:space="preserve">. For </w:t>
       </w:r>
       <w:r>
         <w:rPr>
-          <w:rFonts w:ascii="Arial" w:hAnsi="Arial" w:cs="Arial"/>
+          <w:rFonts w:ascii="Calibri" w:hAnsi="Calibri" w:cs="Calibri"/>
+          <w:sz w:val="24"/>
+          <w:szCs w:val="24"/>
           <w:lang w:val="en-US"/>
         </w:rPr>
         <w:t>instance,</w:t>
       </w:r>
       <w:r>
         <w:rPr>
-          <w:rFonts w:ascii="Arial" w:hAnsi="Arial" w:cs="Arial"/>
-          <w:lang w:val="en-US"/>
-        </w:rPr>
-        <w:t xml:space="preserve"> all the banks and securities receive the total amount of 25,000 forms of single investors. How to calculate the total number of shares available is up to the total investment from the joint ventures or large funds capital.</w:t>
-      </w:r>
-      <w:r>
-        <w:rPr>
-          <w:rFonts w:ascii="Arial" w:hAnsi="Arial" w:cs="Arial"/>
-          <w:lang w:val="en-US"/>
-        </w:rPr>
-        <w:t xml:space="preserve"> If they acquire the total half of the assets of the companies plus the adding the total number of applicants, then I assume you can approximately calculate the </w:t>
-      </w:r>
-      <w:r>
-        <w:rPr>
-          <w:rFonts w:ascii="Arial" w:hAnsi="Arial" w:cs="Arial"/>
+          <w:rFonts w:ascii="Calibri" w:hAnsi="Calibri" w:cs="Calibri"/>
+          <w:sz w:val="24"/>
+          <w:szCs w:val="24"/>
+          <w:lang w:val="en-US"/>
+        </w:rPr>
+        <w:t xml:space="preserve"> all the banks and securities receive the total amount of 25,000 forms of single investors. How to calculate the total number of shares available is </w:t>
+      </w:r>
+      <w:r>
+        <w:rPr>
+          <w:rFonts w:ascii="Calibri" w:hAnsi="Calibri" w:cs="Calibri"/>
+          <w:sz w:val="24"/>
+          <w:szCs w:val="24"/>
+          <w:lang w:val="en-US"/>
+        </w:rPr>
+        <w:t xml:space="preserve">by adding the total number of single investors plus </w:t>
+      </w:r>
+      <w:r>
+        <w:rPr>
+          <w:rFonts w:ascii="Calibri" w:hAnsi="Calibri" w:cs="Calibri"/>
+          <w:sz w:val="24"/>
+          <w:szCs w:val="24"/>
+          <w:lang w:val="en-US"/>
+        </w:rPr>
+        <w:t>the total investment from the joint ventures or large funds capital.</w:t>
+      </w:r>
+      <w:r>
+        <w:rPr>
+          <w:rFonts w:ascii="Calibri" w:hAnsi="Calibri" w:cs="Calibri"/>
+          <w:sz w:val="24"/>
+          <w:szCs w:val="24"/>
+          <w:lang w:val="en-US"/>
+        </w:rPr>
+        <w:t xml:space="preserve"> If </w:t>
+      </w:r>
+      <w:r>
+        <w:rPr>
+          <w:rFonts w:ascii="Calibri" w:hAnsi="Calibri" w:cs="Calibri"/>
+          <w:sz w:val="24"/>
+          <w:szCs w:val="24"/>
+          <w:lang w:val="en-US"/>
+        </w:rPr>
+        <w:t>joint ventures or large funds capital</w:t>
+      </w:r>
+      <w:r>
+        <w:rPr>
+          <w:rFonts w:ascii="Calibri" w:hAnsi="Calibri" w:cs="Calibri"/>
+          <w:sz w:val="24"/>
+          <w:szCs w:val="24"/>
+          <w:lang w:val="en-US"/>
+        </w:rPr>
+        <w:t xml:space="preserve"> acquire the total half of the assets of the companies plus adding the total number of applicants, then I assume you can approximately calculate the </w:t>
+      </w:r>
+      <w:r>
+        <w:rPr>
+          <w:rFonts w:ascii="Calibri" w:hAnsi="Calibri" w:cs="Calibri"/>
+          <w:sz w:val="24"/>
+          <w:szCs w:val="24"/>
           <w:lang w:val="en-US"/>
         </w:rPr>
         <w:t xml:space="preserve">total number of </w:t>
       </w:r>
       <w:r>
         <w:rPr>
-          <w:rFonts w:ascii="Arial" w:hAnsi="Arial" w:cs="Arial"/>
+          <w:rFonts w:ascii="Calibri" w:hAnsi="Calibri" w:cs="Calibri"/>
+          <w:sz w:val="24"/>
+          <w:szCs w:val="24"/>
           <w:lang w:val="en-US"/>
         </w:rPr>
         <w:t>shares available</w:t>
       </w:r>
       <w:r>
         <w:rPr>
-          <w:rFonts w:ascii="Arial" w:hAnsi="Arial" w:cs="Arial"/>
+          <w:rFonts w:ascii="Calibri" w:hAnsi="Calibri" w:cs="Calibri"/>
+          <w:sz w:val="24"/>
+          <w:szCs w:val="24"/>
           <w:lang w:val="en-US"/>
         </w:rPr>
         <w:t xml:space="preserve">. </w:t>
       </w:r>
       <w:r>
         <w:rPr>
-          <w:rFonts w:ascii="Arial" w:hAnsi="Arial" w:cs="Arial"/>
+          <w:rFonts w:ascii="Calibri" w:hAnsi="Calibri" w:cs="Calibri"/>
+          <w:sz w:val="24"/>
+          <w:szCs w:val="24"/>
           <w:lang w:val="en-US"/>
         </w:rPr>
         <w:t xml:space="preserve"> </w:t>
@@ -1136,42 +1676,73 @@
         </w:numPr>
         <w:jc w:val="both"/>
         <w:rPr>
-          <w:rFonts w:ascii="Arial" w:hAnsi="Arial" w:cs="Arial"/>
-          <w:lang w:val="en-US"/>
-        </w:rPr>
-      </w:pPr>
-      <w:r>
-        <w:rPr>
-          <w:rFonts w:ascii="Arial" w:hAnsi="Arial" w:cs="Arial"/>
-          <w:lang w:val="en-US"/>
-        </w:rPr>
-        <w:lastRenderedPageBreak/>
-        <w:t xml:space="preserve">To rate the price of the particular IPO. It is </w:t>
-      </w:r>
-      <w:r>
-        <w:rPr>
-          <w:rFonts w:ascii="Arial" w:hAnsi="Arial" w:cs="Arial"/>
+          <w:rFonts w:ascii="Calibri" w:hAnsi="Calibri" w:cs="Calibri"/>
+          <w:sz w:val="24"/>
+          <w:szCs w:val="24"/>
+          <w:lang w:val="en-US"/>
+        </w:rPr>
+      </w:pPr>
+      <w:r>
+        <w:rPr>
+          <w:rFonts w:ascii="Calibri" w:hAnsi="Calibri" w:cs="Calibri"/>
+          <w:sz w:val="24"/>
+          <w:szCs w:val="24"/>
+          <w:lang w:val="en-US"/>
+        </w:rPr>
+        <w:t xml:space="preserve">To </w:t>
+      </w:r>
+      <w:r>
+        <w:rPr>
+          <w:rFonts w:ascii="Calibri" w:hAnsi="Calibri" w:cs="Calibri"/>
+          <w:b/>
+          <w:bCs/>
+          <w:sz w:val="24"/>
+          <w:szCs w:val="24"/>
+          <w:lang w:val="en-US"/>
+        </w:rPr>
+        <w:t>rate the price</w:t>
+      </w:r>
+      <w:r>
+        <w:rPr>
+          <w:rFonts w:ascii="Calibri" w:hAnsi="Calibri" w:cs="Calibri"/>
+          <w:sz w:val="24"/>
+          <w:szCs w:val="24"/>
+          <w:lang w:val="en-US"/>
+        </w:rPr>
+        <w:t xml:space="preserve"> of the particular IPO. It is </w:t>
+      </w:r>
+      <w:r>
+        <w:rPr>
+          <w:rFonts w:ascii="Calibri" w:hAnsi="Calibri" w:cs="Calibri"/>
+          <w:sz w:val="24"/>
+          <w:szCs w:val="24"/>
           <w:lang w:val="en-US"/>
         </w:rPr>
         <w:t>based</w:t>
       </w:r>
       <w:r>
         <w:rPr>
-          <w:rFonts w:ascii="Arial" w:hAnsi="Arial" w:cs="Arial"/>
+          <w:rFonts w:ascii="Calibri" w:hAnsi="Calibri" w:cs="Calibri"/>
+          <w:sz w:val="24"/>
+          <w:szCs w:val="24"/>
           <w:lang w:val="en-US"/>
         </w:rPr>
         <w:t xml:space="preserve"> on the below formula</w:t>
       </w:r>
       <w:r>
         <w:rPr>
-          <w:rFonts w:ascii="Arial" w:hAnsi="Arial" w:cs="Arial"/>
+          <w:rFonts w:ascii="Calibri" w:hAnsi="Calibri" w:cs="Calibri"/>
+          <w:sz w:val="24"/>
+          <w:szCs w:val="24"/>
           <w:lang w:val="en-US"/>
         </w:rPr>
         <w:t>r below</w:t>
       </w:r>
       <w:r>
         <w:rPr>
-          <w:rFonts w:ascii="Arial" w:hAnsi="Arial" w:cs="Arial"/>
+          <w:rFonts w:ascii="Calibri" w:hAnsi="Calibri" w:cs="Calibri"/>
+          <w:sz w:val="24"/>
+          <w:szCs w:val="24"/>
           <w:lang w:val="en-US"/>
         </w:rPr>
         <w:t xml:space="preserve">. </w:t>
@@ -1181,12 +1752,22 @@
       <w:pPr>
         <w:jc w:val="both"/>
         <w:rPr>
-          <w:rFonts w:ascii="Arial" w:hAnsi="Arial" w:cs="Arial"/>
-          <w:lang w:val="en-US"/>
-        </w:rPr>
-      </w:pPr>
-    </w:p>
-    <w:p>
+          <w:rFonts w:ascii="Calibri" w:hAnsi="Calibri" w:cs="Calibri"/>
+          <w:sz w:val="24"/>
+          <w:szCs w:val="24"/>
+          <w:lang w:val="en-US"/>
+        </w:rPr>
+      </w:pPr>
+    </w:p>
+    <w:p>
+      <w:pPr>
+        <w:jc w:val="both"/>
+        <w:rPr>
+          <w:rFonts w:ascii="Calibri" w:hAnsi="Calibri" w:cs="Calibri"/>
+          <w:sz w:val="24"/>
+          <w:szCs w:val="24"/>
+        </w:rPr>
+      </w:pPr>
       <m:oMathPara>
         <m:oMath>
           <m:r>
@@ -1194,13 +1775,17 @@
               <m:sty m:val="p"/>
             </m:rPr>
             <w:rPr>
-              <w:rFonts w:ascii="Cambria Math" w:hAnsi="Cambria Math"/>
+              <w:rFonts w:ascii="Cambria Math" w:hAnsi="Cambria Math" w:cs="Calibri"/>
+              <w:sz w:val="24"/>
+              <w:szCs w:val="24"/>
             </w:rPr>
             <m:t xml:space="preserve">IPO Price </m:t>
           </m:r>
           <m:r>
             <w:rPr>
-              <w:rFonts w:ascii="Cambria Math" w:hAnsi="Cambria Math"/>
+              <w:rFonts w:ascii="Cambria Math" w:hAnsi="Cambria Math" w:cs="Calibri"/>
+              <w:sz w:val="24"/>
+              <w:szCs w:val="24"/>
             </w:rPr>
             <m:t>=</m:t>
           </m:r>
@@ -1208,15 +1793,19 @@
             <m:fPr>
               <m:ctrlPr>
                 <w:rPr>
-                  <w:rFonts w:ascii="Cambria Math" w:hAnsi="Cambria Math"/>
+                  <w:rFonts w:ascii="Cambria Math" w:hAnsi="Cambria Math" w:cs="Calibri"/>
                   <w:i/>
+                  <w:sz w:val="24"/>
+                  <w:szCs w:val="24"/>
                 </w:rPr>
               </m:ctrlPr>
             </m:fPr>
             <m:num>
               <m:r>
                 <w:rPr>
-                  <w:rFonts w:ascii="Cambria Math" w:hAnsi="Cambria Math"/>
+                  <w:rFonts w:ascii="Cambria Math" w:hAnsi="Cambria Math" w:cs="Calibri"/>
+                  <w:sz w:val="24"/>
+                  <w:szCs w:val="24"/>
                 </w:rPr>
                 <m:t>The compan</m:t>
               </m:r>
@@ -1224,15 +1813,19 @@
                 <m:sSupPr>
                   <m:ctrlPr>
                     <w:rPr>
-                      <w:rFonts w:ascii="Cambria Math" w:hAnsi="Cambria Math"/>
+                      <w:rFonts w:ascii="Cambria Math" w:hAnsi="Cambria Math" w:cs="Calibri"/>
                       <w:i/>
+                      <w:sz w:val="24"/>
+                      <w:szCs w:val="24"/>
                     </w:rPr>
                   </m:ctrlPr>
                 </m:sSupPr>
                 <m:e>
                   <m:r>
                     <w:rPr>
-                      <w:rFonts w:ascii="Cambria Math" w:hAnsi="Cambria Math"/>
+                      <w:rFonts w:ascii="Cambria Math" w:hAnsi="Cambria Math" w:cs="Calibri"/>
+                      <w:sz w:val="24"/>
+                      <w:szCs w:val="24"/>
                     </w:rPr>
                     <m:t>y</m:t>
                   </m:r>
@@ -1240,7 +1833,9 @@
                 <m:sup>
                   <m:r>
                     <w:rPr>
-                      <w:rFonts w:ascii="Cambria Math" w:hAnsi="Cambria Math"/>
+                      <w:rFonts w:ascii="Cambria Math" w:hAnsi="Cambria Math" w:cs="Calibri"/>
+                      <w:sz w:val="24"/>
+                      <w:szCs w:val="24"/>
                     </w:rPr>
                     <m:t>'</m:t>
                   </m:r>
@@ -1248,7 +1843,9 @@
               </m:sSup>
               <m:r>
                 <w:rPr>
-                  <w:rFonts w:ascii="Cambria Math" w:hAnsi="Cambria Math"/>
+                  <w:rFonts w:ascii="Cambria Math" w:hAnsi="Cambria Math" w:cs="Calibri"/>
+                  <w:sz w:val="24"/>
+                  <w:szCs w:val="24"/>
                 </w:rPr>
                 <m:t>s Total Assets</m:t>
               </m:r>
@@ -1256,7 +1853,9 @@
             <m:den>
               <m:r>
                 <w:rPr>
-                  <w:rFonts w:ascii="Cambria Math" w:hAnsi="Cambria Math"/>
+                  <w:rFonts w:ascii="Cambria Math" w:hAnsi="Cambria Math" w:cs="Calibri"/>
+                  <w:sz w:val="24"/>
+                  <w:szCs w:val="24"/>
                 </w:rPr>
                 <m:t>Total Number Of Shares Available</m:t>
               </m:r>
@@ -1269,78 +1868,149 @@
       <w:pPr>
         <w:jc w:val="both"/>
         <w:rPr>
-          <w:rFonts w:ascii="Arial" w:hAnsi="Arial" w:cs="Arial"/>
-          <w:lang w:val="en-US"/>
-        </w:rPr>
-      </w:pPr>
-    </w:p>
-    <w:p>
-      <w:pPr>
-        <w:jc w:val="both"/>
-        <w:rPr>
-          <w:rFonts w:ascii="Arial" w:hAnsi="Arial" w:cs="Arial"/>
-          <w:lang w:val="en-US"/>
-        </w:rPr>
-      </w:pPr>
-      <w:r>
-        <w:rPr>
-          <w:rFonts w:ascii="Arial" w:hAnsi="Arial" w:cs="Arial"/>
+          <w:rFonts w:ascii="Calibri" w:hAnsi="Calibri" w:cs="Calibri"/>
+          <w:sz w:val="24"/>
+          <w:szCs w:val="24"/>
+          <w:lang w:val="en-US"/>
+        </w:rPr>
+      </w:pPr>
+    </w:p>
+    <w:p>
+      <w:pPr>
+        <w:jc w:val="both"/>
+        <w:rPr>
+          <w:rFonts w:ascii="Calibri" w:hAnsi="Calibri" w:cs="Calibri"/>
+          <w:sz w:val="24"/>
+          <w:szCs w:val="24"/>
+          <w:lang w:val="en-US"/>
+        </w:rPr>
+      </w:pPr>
+      <w:r>
+        <w:rPr>
+          <w:rFonts w:ascii="Calibri" w:hAnsi="Calibri" w:cs="Calibri"/>
+          <w:sz w:val="24"/>
+          <w:szCs w:val="24"/>
           <w:lang w:val="en-US"/>
         </w:rPr>
         <w:t xml:space="preserve">This type of rating or valuation of a price of an IPO has several advantages. First, </w:t>
       </w:r>
       <w:r>
         <w:rPr>
-          <w:rFonts w:ascii="Arial" w:hAnsi="Arial" w:cs="Arial"/>
+          <w:rFonts w:ascii="Calibri" w:hAnsi="Calibri" w:cs="Calibri"/>
+          <w:sz w:val="24"/>
+          <w:szCs w:val="24"/>
           <w:lang w:val="en-US"/>
         </w:rPr>
         <w:t xml:space="preserve">it is </w:t>
       </w:r>
       <w:r>
         <w:rPr>
-          <w:rFonts w:ascii="Arial" w:hAnsi="Arial" w:cs="Arial"/>
-          <w:lang w:val="en-US"/>
-        </w:rPr>
-        <w:t>more robust to the fluctuation of external economic changes, because the share price of the stock really reflects the actual assets of the listed company. Second, many economic formular or new calculation methods (for instances: P/E, P/S, P/B</w:t>
-      </w:r>
-      <w:r>
-        <w:rPr>
-          <w:rFonts w:ascii="Arial" w:hAnsi="Arial" w:cs="Arial"/>
+          <w:rFonts w:ascii="Calibri" w:hAnsi="Calibri" w:cs="Calibri"/>
+          <w:sz w:val="24"/>
+          <w:szCs w:val="24"/>
+          <w:lang w:val="en-US"/>
+        </w:rPr>
+        <w:t xml:space="preserve">more robust to the fluctuation of external economic changes, because the share price of the stock really reflects the </w:t>
+      </w:r>
+      <w:r>
+        <w:rPr>
+          <w:rFonts w:ascii="Calibri" w:hAnsi="Calibri" w:cs="Calibri"/>
+          <w:b/>
+          <w:bCs/>
+          <w:color w:val="FF0000"/>
+          <w:sz w:val="24"/>
+          <w:szCs w:val="24"/>
+          <w:lang w:val="en-US"/>
+        </w:rPr>
+        <w:t>actual</w:t>
+      </w:r>
+      <w:r>
+        <w:rPr>
+          <w:rFonts w:ascii="Calibri" w:hAnsi="Calibri" w:cs="Calibri"/>
+          <w:color w:val="FF0000"/>
+          <w:sz w:val="24"/>
+          <w:szCs w:val="24"/>
+          <w:lang w:val="en-US"/>
+        </w:rPr>
+        <w:t xml:space="preserve"> </w:t>
+      </w:r>
+      <w:r>
+        <w:rPr>
+          <w:rFonts w:ascii="Calibri" w:hAnsi="Calibri" w:cs="Calibri"/>
+          <w:sz w:val="24"/>
+          <w:szCs w:val="24"/>
+          <w:lang w:val="en-US"/>
+        </w:rPr>
+        <w:t>assets of the listed company. Second, many economic formular or new calculation methods (for instances: P/E, P/S, P/B</w:t>
+      </w:r>
+      <w:r>
+        <w:rPr>
+          <w:rFonts w:ascii="Calibri" w:hAnsi="Calibri" w:cs="Calibri"/>
+          <w:sz w:val="24"/>
+          <w:szCs w:val="24"/>
           <w:lang w:val="en-US"/>
         </w:rPr>
         <w:t xml:space="preserve"> ratios</w:t>
       </w:r>
       <w:r>
         <w:rPr>
-          <w:rFonts w:ascii="Arial" w:hAnsi="Arial" w:cs="Arial"/>
+          <w:rFonts w:ascii="Calibri" w:hAnsi="Calibri" w:cs="Calibri"/>
+          <w:sz w:val="24"/>
+          <w:szCs w:val="24"/>
           <w:lang w:val="en-US"/>
         </w:rPr>
         <w:t xml:space="preserve">…etc.) can be more accurately apply to the </w:t>
       </w:r>
       <w:r>
         <w:rPr>
-          <w:rFonts w:ascii="Arial" w:hAnsi="Arial" w:cs="Arial"/>
+          <w:rFonts w:ascii="Calibri" w:hAnsi="Calibri" w:cs="Calibri"/>
+          <w:sz w:val="24"/>
+          <w:szCs w:val="24"/>
           <w:lang w:val="en-US"/>
         </w:rPr>
         <w:t xml:space="preserve">Stock. </w:t>
       </w:r>
       <w:r>
         <w:rPr>
-          <w:rFonts w:ascii="Arial" w:hAnsi="Arial" w:cs="Arial"/>
-          <w:lang w:val="en-US"/>
-        </w:rPr>
-        <w:t xml:space="preserve">Third everybody </w:t>
-      </w:r>
-      <w:r>
-        <w:rPr>
-          <w:rFonts w:ascii="Arial" w:hAnsi="Arial" w:cs="Arial"/>
+          <w:rFonts w:ascii="Calibri" w:hAnsi="Calibri" w:cs="Calibri"/>
+          <w:sz w:val="24"/>
+          <w:szCs w:val="24"/>
+          <w:lang w:val="en-US"/>
+        </w:rPr>
+        <w:t>Third every</w:t>
+      </w:r>
+      <w:r>
+        <w:rPr>
+          <w:rFonts w:ascii="Calibri" w:hAnsi="Calibri" w:cs="Calibri"/>
+          <w:sz w:val="24"/>
+          <w:szCs w:val="24"/>
+          <w:lang w:val="en-US"/>
+        </w:rPr>
+        <w:t>one</w:t>
+      </w:r>
+      <w:r>
+        <w:rPr>
+          <w:rFonts w:ascii="Calibri" w:hAnsi="Calibri" w:cs="Calibri"/>
+          <w:sz w:val="24"/>
+          <w:szCs w:val="24"/>
+          <w:lang w:val="en-US"/>
+        </w:rPr>
+        <w:t xml:space="preserve"> </w:t>
+      </w:r>
+      <w:r>
+        <w:rPr>
+          <w:rFonts w:ascii="Calibri" w:hAnsi="Calibri" w:cs="Calibri"/>
+          <w:sz w:val="24"/>
+          <w:szCs w:val="24"/>
           <w:lang w:val="en-US"/>
         </w:rPr>
         <w:t>has</w:t>
       </w:r>
       <w:r>
         <w:rPr>
-          <w:rFonts w:ascii="Arial" w:hAnsi="Arial" w:cs="Arial"/>
+          <w:rFonts w:ascii="Calibri" w:hAnsi="Calibri" w:cs="Calibri"/>
+          <w:sz w:val="24"/>
+          <w:szCs w:val="24"/>
           <w:lang w:val="en-US"/>
         </w:rPr>
         <w:t xml:space="preserve"> the chances to apply the stocks for a particular IPO.</w:t>

--- a/Finanace/Initial Public Offering.docx
+++ b/Finanace/Initial Public Offering.docx
@@ -1051,7 +1051,18 @@
           <w:szCs w:val="24"/>
           <w:lang w:val="en-US"/>
         </w:rPr>
-        <w:t xml:space="preserve">2 </w:t>
+        <w:t>3</w:t>
+      </w:r>
+      <w:r>
+        <w:rPr>
+          <w:rFonts w:ascii="Calibri" w:hAnsi="Calibri" w:cs="Calibri"/>
+          <w:b/>
+          <w:bCs/>
+          <w:sz w:val="24"/>
+          <w:szCs w:val="24"/>
+          <w:lang w:val="en-US"/>
+        </w:rPr>
+        <w:t xml:space="preserve"> </w:t>
       </w:r>
       <w:r>
         <w:rPr>
@@ -1115,7 +1126,7 @@
           <w:szCs w:val="24"/>
           <w:lang w:val="en-US"/>
         </w:rPr>
-        <w:t>phases:</w:t>
+        <w:t>phase:</w:t>
       </w:r>
     </w:p>
     <w:p>
@@ -1437,18 +1448,18 @@
           <w:szCs w:val="24"/>
           <w:lang w:val="en-US"/>
         </w:rPr>
-        <w:t>Phases</w:t>
-      </w:r>
-      <w:r>
-        <w:rPr>
-          <w:rFonts w:ascii="Calibri" w:hAnsi="Calibri" w:cs="Calibri"/>
-          <w:b/>
-          <w:bCs/>
-          <w:sz w:val="24"/>
-          <w:szCs w:val="24"/>
-          <w:lang w:val="en-US"/>
-        </w:rPr>
-        <w:t xml:space="preserve"> </w:t>
+        <w:t>Phas</w:t>
+      </w:r>
+      <w:r>
+        <w:rPr>
+          <w:rFonts w:ascii="Calibri" w:hAnsi="Calibri" w:cs="Calibri"/>
+          <w:b/>
+          <w:bCs/>
+          <w:sz w:val="24"/>
+          <w:szCs w:val="24"/>
+          <w:lang w:val="en-US"/>
+        </w:rPr>
+        <w:t>e:</w:t>
       </w:r>
     </w:p>
     <w:p>
@@ -1880,6 +1891,110 @@
         <w:jc w:val="both"/>
         <w:rPr>
           <w:rFonts w:ascii="Calibri" w:hAnsi="Calibri" w:cs="Calibri"/>
+          <w:b/>
+          <w:bCs/>
+          <w:sz w:val="24"/>
+          <w:szCs w:val="24"/>
+          <w:lang w:val="en-US"/>
+        </w:rPr>
+      </w:pPr>
+      <w:r>
+        <w:rPr>
+          <w:rFonts w:ascii="Calibri" w:hAnsi="Calibri" w:cs="Calibri"/>
+          <w:b/>
+          <w:bCs/>
+          <w:sz w:val="24"/>
+          <w:szCs w:val="24"/>
+          <w:lang w:val="en-US"/>
+        </w:rPr>
+        <w:t>Third Phase:</w:t>
+      </w:r>
+    </w:p>
+    <w:p>
+      <w:pPr>
+        <w:pStyle w:val="ListParagraph"/>
+        <w:numPr>
+          <w:ilvl w:val="0"/>
+          <w:numId w:val="3"/>
+        </w:numPr>
+        <w:jc w:val="both"/>
+        <w:rPr>
+          <w:rFonts w:ascii="Calibri" w:hAnsi="Calibri" w:cs="Calibri"/>
+          <w:sz w:val="24"/>
+          <w:szCs w:val="24"/>
+          <w:lang w:val="en-US"/>
+        </w:rPr>
+      </w:pPr>
+      <w:r>
+        <w:rPr>
+          <w:rFonts w:ascii="Calibri" w:hAnsi="Calibri" w:cs="Calibri"/>
+          <w:sz w:val="24"/>
+          <w:szCs w:val="24"/>
+          <w:lang w:val="en-US"/>
+        </w:rPr>
+        <w:t>After calculating the IPO price, it is the time to announce</w:t>
+      </w:r>
+      <w:r>
+        <w:rPr>
+          <w:rFonts w:ascii="Calibri" w:hAnsi="Calibri" w:cs="Calibri"/>
+          <w:sz w:val="24"/>
+          <w:szCs w:val="24"/>
+          <w:lang w:val="en-US"/>
+        </w:rPr>
+        <w:t xml:space="preserve"> the price of the stock plus the total number of shares available</w:t>
+      </w:r>
+      <w:r>
+        <w:rPr>
+          <w:rFonts w:ascii="Calibri" w:hAnsi="Calibri" w:cs="Calibri"/>
+          <w:sz w:val="24"/>
+          <w:szCs w:val="24"/>
+          <w:lang w:val="en-US"/>
+        </w:rPr>
+        <w:t xml:space="preserve"> through several channels, such as local bank’s branch, website, newspaper…etc.</w:t>
+      </w:r>
+    </w:p>
+    <w:p>
+      <w:pPr>
+        <w:pStyle w:val="ListParagraph"/>
+        <w:numPr>
+          <w:ilvl w:val="0"/>
+          <w:numId w:val="3"/>
+        </w:numPr>
+        <w:jc w:val="both"/>
+        <w:rPr>
+          <w:rFonts w:ascii="Calibri" w:hAnsi="Calibri" w:cs="Calibri"/>
+          <w:sz w:val="24"/>
+          <w:szCs w:val="24"/>
+          <w:lang w:val="en-US"/>
+        </w:rPr>
+      </w:pPr>
+      <w:r>
+        <w:rPr>
+          <w:rFonts w:ascii="Calibri" w:hAnsi="Calibri" w:cs="Calibri"/>
+          <w:sz w:val="24"/>
+          <w:szCs w:val="24"/>
+          <w:lang w:val="en-US"/>
+        </w:rPr>
+        <w:t xml:space="preserve">From the banking website or securities website, it is time for those who are interested to fill up the amount of stock they will apply, plus including a cheque (if you apply from the branch), or withdraw from their saving accounts.  </w:t>
+      </w:r>
+    </w:p>
+    <w:p>
+      <w:pPr>
+        <w:ind w:left="360"/>
+        <w:jc w:val="both"/>
+        <w:rPr>
+          <w:rFonts w:ascii="Calibri" w:hAnsi="Calibri" w:cs="Calibri"/>
+          <w:sz w:val="24"/>
+          <w:szCs w:val="24"/>
+          <w:lang w:val="en-US"/>
+        </w:rPr>
+      </w:pPr>
+    </w:p>
+    <w:p>
+      <w:pPr>
+        <w:jc w:val="both"/>
+        <w:rPr>
+          <w:rFonts w:ascii="Calibri" w:hAnsi="Calibri" w:cs="Calibri"/>
           <w:sz w:val="24"/>
           <w:szCs w:val="24"/>
           <w:lang w:val="en-US"/>
@@ -1968,7 +2083,16 @@
           <w:szCs w:val="24"/>
           <w:lang w:val="en-US"/>
         </w:rPr>
-        <w:t xml:space="preserve">Stock. </w:t>
+        <w:t>s</w:t>
+      </w:r>
+      <w:r>
+        <w:rPr>
+          <w:rFonts w:ascii="Calibri" w:hAnsi="Calibri" w:cs="Calibri"/>
+          <w:sz w:val="24"/>
+          <w:szCs w:val="24"/>
+          <w:lang w:val="en-US"/>
+        </w:rPr>
+        <w:t xml:space="preserve">tock. </w:t>
       </w:r>
       <w:r>
         <w:rPr>
@@ -2013,7 +2137,16 @@
           <w:szCs w:val="24"/>
           <w:lang w:val="en-US"/>
         </w:rPr>
-        <w:t xml:space="preserve"> the chances to apply the stocks for a particular IPO.</w:t>
+        <w:t xml:space="preserve"> the chances to apply the stocks for a particular IPO</w:t>
+      </w:r>
+      <w:r>
+        <w:rPr>
+          <w:rFonts w:ascii="Calibri" w:hAnsi="Calibri" w:cs="Calibri"/>
+          <w:sz w:val="24"/>
+          <w:szCs w:val="24"/>
+          <w:lang w:val="en-US"/>
+        </w:rPr>
+        <w:t xml:space="preserve">, not focuses on particular major investor. </w:t>
       </w:r>
     </w:p>
     <w:sectPr>
@@ -2480,6 +2613,119 @@
       </w:rPr>
     </w:lvl>
   </w:abstractNum>
+  <w:abstractNum w:abstractNumId="4" w15:restartNumberingAfterBreak="0">
+    <w:nsid w:val="6F26667D"/>
+    <w:multiLevelType w:val="hybridMultilevel"/>
+    <w:tmpl w:val="24DC797A"/>
+    <w:lvl w:ilvl="0" w:tplc="3C090001">
+      <w:start w:val="1"/>
+      <w:numFmt w:val="bullet"/>
+      <w:lvlText w:val=""/>
+      <w:lvlJc w:val="left"/>
+      <w:pPr>
+        <w:ind w:left="720" w:hanging="360"/>
+      </w:pPr>
+      <w:rPr>
+        <w:rFonts w:ascii="Symbol" w:hAnsi="Symbol" w:hint="default"/>
+      </w:rPr>
+    </w:lvl>
+    <w:lvl w:ilvl="1" w:tplc="3C090003" w:tentative="1">
+      <w:start w:val="1"/>
+      <w:numFmt w:val="bullet"/>
+      <w:lvlText w:val="o"/>
+      <w:lvlJc w:val="left"/>
+      <w:pPr>
+        <w:ind w:left="1440" w:hanging="360"/>
+      </w:pPr>
+      <w:rPr>
+        <w:rFonts w:ascii="Courier New" w:hAnsi="Courier New" w:cs="Courier New" w:hint="default"/>
+      </w:rPr>
+    </w:lvl>
+    <w:lvl w:ilvl="2" w:tplc="3C090005" w:tentative="1">
+      <w:start w:val="1"/>
+      <w:numFmt w:val="bullet"/>
+      <w:lvlText w:val=""/>
+      <w:lvlJc w:val="left"/>
+      <w:pPr>
+        <w:ind w:left="2160" w:hanging="360"/>
+      </w:pPr>
+      <w:rPr>
+        <w:rFonts w:ascii="Wingdings" w:hAnsi="Wingdings" w:hint="default"/>
+      </w:rPr>
+    </w:lvl>
+    <w:lvl w:ilvl="3" w:tplc="3C090001" w:tentative="1">
+      <w:start w:val="1"/>
+      <w:numFmt w:val="bullet"/>
+      <w:lvlText w:val=""/>
+      <w:lvlJc w:val="left"/>
+      <w:pPr>
+        <w:ind w:left="2880" w:hanging="360"/>
+      </w:pPr>
+      <w:rPr>
+        <w:rFonts w:ascii="Symbol" w:hAnsi="Symbol" w:hint="default"/>
+      </w:rPr>
+    </w:lvl>
+    <w:lvl w:ilvl="4" w:tplc="3C090003" w:tentative="1">
+      <w:start w:val="1"/>
+      <w:numFmt w:val="bullet"/>
+      <w:lvlText w:val="o"/>
+      <w:lvlJc w:val="left"/>
+      <w:pPr>
+        <w:ind w:left="3600" w:hanging="360"/>
+      </w:pPr>
+      <w:rPr>
+        <w:rFonts w:ascii="Courier New" w:hAnsi="Courier New" w:cs="Courier New" w:hint="default"/>
+      </w:rPr>
+    </w:lvl>
+    <w:lvl w:ilvl="5" w:tplc="3C090005" w:tentative="1">
+      <w:start w:val="1"/>
+      <w:numFmt w:val="bullet"/>
+      <w:lvlText w:val=""/>
+      <w:lvlJc w:val="left"/>
+      <w:pPr>
+        <w:ind w:left="4320" w:hanging="360"/>
+      </w:pPr>
+      <w:rPr>
+        <w:rFonts w:ascii="Wingdings" w:hAnsi="Wingdings" w:hint="default"/>
+      </w:rPr>
+    </w:lvl>
+    <w:lvl w:ilvl="6" w:tplc="3C090001" w:tentative="1">
+      <w:start w:val="1"/>
+      <w:numFmt w:val="bullet"/>
+      <w:lvlText w:val=""/>
+      <w:lvlJc w:val="left"/>
+      <w:pPr>
+        <w:ind w:left="5040" w:hanging="360"/>
+      </w:pPr>
+      <w:rPr>
+        <w:rFonts w:ascii="Symbol" w:hAnsi="Symbol" w:hint="default"/>
+      </w:rPr>
+    </w:lvl>
+    <w:lvl w:ilvl="7" w:tplc="3C090003" w:tentative="1">
+      <w:start w:val="1"/>
+      <w:numFmt w:val="bullet"/>
+      <w:lvlText w:val="o"/>
+      <w:lvlJc w:val="left"/>
+      <w:pPr>
+        <w:ind w:left="5760" w:hanging="360"/>
+      </w:pPr>
+      <w:rPr>
+        <w:rFonts w:ascii="Courier New" w:hAnsi="Courier New" w:cs="Courier New" w:hint="default"/>
+      </w:rPr>
+    </w:lvl>
+    <w:lvl w:ilvl="8" w:tplc="3C090005" w:tentative="1">
+      <w:start w:val="1"/>
+      <w:numFmt w:val="bullet"/>
+      <w:lvlText w:val=""/>
+      <w:lvlJc w:val="left"/>
+      <w:pPr>
+        <w:ind w:left="6480" w:hanging="360"/>
+      </w:pPr>
+      <w:rPr>
+        <w:rFonts w:ascii="Wingdings" w:hAnsi="Wingdings" w:hint="default"/>
+      </w:rPr>
+    </w:lvl>
+  </w:abstractNum>
   <w:num w:numId="1" w16cid:durableId="125201092">
     <w:abstractNumId w:val="2"/>
   </w:num>
@@ -2491,6 +2737,9 @@
   </w:num>
   <w:num w:numId="4" w16cid:durableId="56327181">
     <w:abstractNumId w:val="3"/>
+  </w:num>
+  <w:num w:numId="5" w16cid:durableId="513494066">
+    <w:abstractNumId w:val="4"/>
   </w:num>
 </w:numbering>
 </file>
